--- a/docs/posts/overture-data-download/index.docx
+++ b/docs/posts/overture-data-download/index.docx
@@ -364,7 +364,7 @@
         <w:rPr>
           <w:rStyle w:val="NormalTok"/>
         </w:rPr>
-        <w:t xml:space="preserve">pip install duckdb matplotlib geopandas pandas shapely folium pathlib</w:t>
+        <w:t xml:space="preserve">pip install duckdb matplotlib geopandas pandas shapely folium pathlib pyarrow fastparquet</w:t>
       </w:r>
     </w:p>
     <w:bookmarkEnd w:id="21"/>
@@ -558,6 +558,18 @@
       </w:r>
       <w:r>
         <w:rPr>
+          <w:rStyle w:val="NormalTok"/>
+        </w:rPr>
+        <w:t xml:space="preserve">tmap</w:t>
+      </w:r>
+      <w:r>
+        <w:rPr>
+          <w:rStyle w:val="SpecialCharTok"/>
+        </w:rPr>
+        <w:t xml:space="preserve">::</w:t>
+      </w:r>
+      <w:r>
+        <w:rPr>
           <w:rStyle w:val="FunctionTok"/>
         </w:rPr>
         <w:t xml:space="preserve">tmap_mode</w:t>
@@ -730,6 +742,21 @@
           <w:rStyle w:val="NormalTok"/>
         </w:rPr>
         <w:t xml:space="preserve"> folium</w:t>
+      </w:r>
+      <w:r>
+        <w:br/>
+      </w:r>
+      <w:r>
+        <w:rPr>
+          <w:rStyle w:val="ImportTok"/>
+        </w:rPr>
+        <w:t xml:space="preserve">import</w:t>
+      </w:r>
+      <w:r>
+        <w:rPr>
+          <w:rStyle w:val="NormalTok"/>
+        </w:rPr>
+        <w:t xml:space="preserve"> os</w:t>
       </w:r>
       <w:r>
         <w:br/>
@@ -1403,7 +1430,7 @@
         <w:rPr>
           <w:rStyle w:val="NormalTok"/>
         </w:rPr>
-        <w:t xml:space="preserve">THEME_MAP </w:t>
+        <w:t xml:space="preserve">map_themes </w:t>
       </w:r>
       <w:r>
         <w:rPr>
@@ -2283,19 +2310,322 @@
         <w:rPr>
           <w:rStyle w:val="NormalTok"/>
         </w:rPr>
+        <w:t xml:space="preserve"> DBI</w:t>
+      </w:r>
+      <w:r>
+        <w:rPr>
+          <w:rStyle w:val="SpecialCharTok"/>
+        </w:rPr>
+        <w:t xml:space="preserve">::</w:t>
+      </w:r>
+      <w:r>
+        <w:rPr>
+          <w:rStyle w:val="FunctionTok"/>
+        </w:rPr>
+        <w:t xml:space="preserve">dbConnect</w:t>
+      </w:r>
+      <w:r>
+        <w:rPr>
+          <w:rStyle w:val="NormalTok"/>
+        </w:rPr>
+        <w:t xml:space="preserve">(duckdb</w:t>
+      </w:r>
+      <w:r>
+        <w:rPr>
+          <w:rStyle w:val="SpecialCharTok"/>
+        </w:rPr>
+        <w:t xml:space="preserve">::</w:t>
+      </w:r>
+      <w:r>
+        <w:rPr>
+          <w:rStyle w:val="FunctionTok"/>
+        </w:rPr>
+        <w:t xml:space="preserve">duckdb</w:t>
+      </w:r>
+      <w:r>
+        <w:rPr>
+          <w:rStyle w:val="NormalTok"/>
+        </w:rPr>
+        <w:t xml:space="preserve">())</w:t>
+      </w:r>
+      <w:r>
+        <w:br/>
+      </w:r>
+      <w:r>
+        <w:rPr>
+          <w:rStyle w:val="NormalTok"/>
+        </w:rPr>
+        <w:t xml:space="preserve">  DBI</w:t>
+      </w:r>
+      <w:r>
+        <w:rPr>
+          <w:rStyle w:val="SpecialCharTok"/>
+        </w:rPr>
+        <w:t xml:space="preserve">::</w:t>
+      </w:r>
+      <w:r>
+        <w:rPr>
+          <w:rStyle w:val="FunctionTok"/>
+        </w:rPr>
+        <w:t xml:space="preserve">dbExecute</w:t>
+      </w:r>
+      <w:r>
+        <w:rPr>
+          <w:rStyle w:val="NormalTok"/>
+        </w:rPr>
+        <w:t xml:space="preserve">(conn, </w:t>
+      </w:r>
+      <w:r>
+        <w:rPr>
+          <w:rStyle w:val="StringTok"/>
+        </w:rPr>
+        <w:t xml:space="preserve">"INSTALL httpfs;"</w:t>
+      </w:r>
+      <w:r>
+        <w:rPr>
+          <w:rStyle w:val="NormalTok"/>
+        </w:rPr>
+        <w:t xml:space="preserve">)</w:t>
+      </w:r>
+      <w:r>
+        <w:br/>
+      </w:r>
+      <w:r>
+        <w:rPr>
+          <w:rStyle w:val="NormalTok"/>
+        </w:rPr>
+        <w:t xml:space="preserve">  DBI</w:t>
+      </w:r>
+      <w:r>
+        <w:rPr>
+          <w:rStyle w:val="SpecialCharTok"/>
+        </w:rPr>
+        <w:t xml:space="preserve">::</w:t>
+      </w:r>
+      <w:r>
+        <w:rPr>
+          <w:rStyle w:val="FunctionTok"/>
+        </w:rPr>
+        <w:t xml:space="preserve">dbExecute</w:t>
+      </w:r>
+      <w:r>
+        <w:rPr>
+          <w:rStyle w:val="NormalTok"/>
+        </w:rPr>
+        <w:t xml:space="preserve">(conn, </w:t>
+      </w:r>
+      <w:r>
+        <w:rPr>
+          <w:rStyle w:val="StringTok"/>
+        </w:rPr>
+        <w:t xml:space="preserve">"INSTALL spatial;"</w:t>
+      </w:r>
+      <w:r>
+        <w:rPr>
+          <w:rStyle w:val="NormalTok"/>
+        </w:rPr>
+        <w:t xml:space="preserve">)</w:t>
+      </w:r>
+      <w:r>
+        <w:br/>
+      </w:r>
+      <w:r>
+        <w:rPr>
+          <w:rStyle w:val="NormalTok"/>
+        </w:rPr>
+        <w:t xml:space="preserve">  DBI</w:t>
+      </w:r>
+      <w:r>
+        <w:rPr>
+          <w:rStyle w:val="SpecialCharTok"/>
+        </w:rPr>
+        <w:t xml:space="preserve">::</w:t>
+      </w:r>
+      <w:r>
+        <w:rPr>
+          <w:rStyle w:val="FunctionTok"/>
+        </w:rPr>
+        <w:t xml:space="preserve">dbExecute</w:t>
+      </w:r>
+      <w:r>
+        <w:rPr>
+          <w:rStyle w:val="NormalTok"/>
+        </w:rPr>
+        <w:t xml:space="preserve">(conn, </w:t>
+      </w:r>
+      <w:r>
+        <w:rPr>
+          <w:rStyle w:val="StringTok"/>
+        </w:rPr>
+        <w:t xml:space="preserve">"LOAD httpfs;"</w:t>
+      </w:r>
+      <w:r>
+        <w:rPr>
+          <w:rStyle w:val="NormalTok"/>
+        </w:rPr>
+        <w:t xml:space="preserve">)</w:t>
+      </w:r>
+      <w:r>
+        <w:br/>
+      </w:r>
+      <w:r>
+        <w:rPr>
+          <w:rStyle w:val="NormalTok"/>
+        </w:rPr>
+        <w:t xml:space="preserve">  DBI</w:t>
+      </w:r>
+      <w:r>
+        <w:rPr>
+          <w:rStyle w:val="SpecialCharTok"/>
+        </w:rPr>
+        <w:t xml:space="preserve">::</w:t>
+      </w:r>
+      <w:r>
+        <w:rPr>
+          <w:rStyle w:val="FunctionTok"/>
+        </w:rPr>
+        <w:t xml:space="preserve">dbExecute</w:t>
+      </w:r>
+      <w:r>
+        <w:rPr>
+          <w:rStyle w:val="NormalTok"/>
+        </w:rPr>
+        <w:t xml:space="preserve">(conn, </w:t>
+      </w:r>
+      <w:r>
+        <w:rPr>
+          <w:rStyle w:val="StringTok"/>
+        </w:rPr>
+        <w:t xml:space="preserve">"LOAD spatial;"</w:t>
+      </w:r>
+      <w:r>
+        <w:rPr>
+          <w:rStyle w:val="NormalTok"/>
+        </w:rPr>
+        <w:t xml:space="preserve">)</w:t>
+      </w:r>
+      <w:r>
+        <w:br/>
+      </w:r>
+      <w:r>
+        <w:rPr>
+          <w:rStyle w:val="NormalTok"/>
+        </w:rPr>
+        <w:t xml:space="preserve">  DBI</w:t>
+      </w:r>
+      <w:r>
+        <w:rPr>
+          <w:rStyle w:val="SpecialCharTok"/>
+        </w:rPr>
+        <w:t xml:space="preserve">::</w:t>
+      </w:r>
+      <w:r>
+        <w:rPr>
+          <w:rStyle w:val="FunctionTok"/>
+        </w:rPr>
+        <w:t xml:space="preserve">dbExecute</w:t>
+      </w:r>
+      <w:r>
+        <w:rPr>
+          <w:rStyle w:val="NormalTok"/>
+        </w:rPr>
+        <w:t xml:space="preserve">(conn, </w:t>
+      </w:r>
+      <w:r>
+        <w:rPr>
+          <w:rStyle w:val="FunctionTok"/>
+        </w:rPr>
+        <w:t xml:space="preserve">sprintf</w:t>
+      </w:r>
+      <w:r>
+        <w:rPr>
+          <w:rStyle w:val="NormalTok"/>
+        </w:rPr>
+        <w:t xml:space="preserve">(</w:t>
+      </w:r>
+      <w:r>
+        <w:rPr>
+          <w:rStyle w:val="StringTok"/>
+        </w:rPr>
+        <w:t xml:space="preserve">"SET s3_region='%s';"</w:t>
+      </w:r>
+      <w:r>
+        <w:rPr>
+          <w:rStyle w:val="NormalTok"/>
+        </w:rPr>
+        <w:t xml:space="preserve">, s3_region))</w:t>
+      </w:r>
+      <w:r>
+        <w:br/>
+      </w:r>
+      <w:r>
+        <w:br/>
+      </w:r>
+      <w:r>
+        <w:rPr>
+          <w:rStyle w:val="NormalTok"/>
+        </w:rPr>
+        <w:t xml:space="preserve">  </w:t>
+      </w:r>
+      <w:r>
+        <w:rPr>
+          <w:rStyle w:val="CommentTok"/>
+        </w:rPr>
+        <w:t xml:space="preserve"># Create view and execute spatial query</w:t>
+      </w:r>
+      <w:r>
+        <w:br/>
+      </w:r>
+      <w:r>
+        <w:rPr>
+          <w:rStyle w:val="NormalTok"/>
+        </w:rPr>
+        <w:t xml:space="preserve">  read_parquet </w:t>
+      </w:r>
+      <w:r>
+        <w:rPr>
+          <w:rStyle w:val="OtherTok"/>
+        </w:rPr>
+        <w:t xml:space="preserve">&lt;-</w:t>
+      </w:r>
+      <w:r>
+        <w:rPr>
+          <w:rStyle w:val="NormalTok"/>
+        </w:rPr>
         <w:t xml:space="preserve"> </w:t>
       </w:r>
       <w:r>
         <w:rPr>
           <w:rStyle w:val="FunctionTok"/>
         </w:rPr>
-        <w:t xml:space="preserve">dbConnect</w:t>
-      </w:r>
-      <w:r>
-        <w:rPr>
-          <w:rStyle w:val="NormalTok"/>
-        </w:rPr>
-        <w:t xml:space="preserve">(duckdb</w:t>
+        <w:t xml:space="preserve">sprintf</w:t>
+      </w:r>
+      <w:r>
+        <w:rPr>
+          <w:rStyle w:val="NormalTok"/>
+        </w:rPr>
+        <w:t xml:space="preserve">(</w:t>
+      </w:r>
+      <w:r>
+        <w:rPr>
+          <w:rStyle w:val="StringTok"/>
+        </w:rPr>
+        <w:t xml:space="preserve">"read_parquet('%s', filename=TRUE, hive_partitioning=1);"</w:t>
+      </w:r>
+      <w:r>
+        <w:rPr>
+          <w:rStyle w:val="NormalTok"/>
+        </w:rPr>
+        <w:t xml:space="preserve">, remote_path)</w:t>
+      </w:r>
+      <w:r>
+        <w:br/>
+      </w:r>
+      <w:r>
+        <w:rPr>
+          <w:rStyle w:val="NormalTok"/>
+        </w:rPr>
+        <w:t xml:space="preserve">  DBI</w:t>
       </w:r>
       <w:r>
         <w:rPr>
@@ -2307,13 +2637,181 @@
         <w:rPr>
           <w:rStyle w:val="FunctionTok"/>
         </w:rPr>
-        <w:t xml:space="preserve">duckdb</w:t>
-      </w:r>
-      <w:r>
-        <w:rPr>
-          <w:rStyle w:val="NormalTok"/>
-        </w:rPr>
-        <w:t xml:space="preserve">())</w:t>
+        <w:t xml:space="preserve">dbExecute</w:t>
+      </w:r>
+      <w:r>
+        <w:rPr>
+          <w:rStyle w:val="NormalTok"/>
+        </w:rPr>
+        <w:t xml:space="preserve">(conn, </w:t>
+      </w:r>
+      <w:r>
+        <w:rPr>
+          <w:rStyle w:val="FunctionTok"/>
+        </w:rPr>
+        <w:t xml:space="preserve">sprintf</w:t>
+      </w:r>
+      <w:r>
+        <w:rPr>
+          <w:rStyle w:val="NormalTok"/>
+        </w:rPr>
+        <w:t xml:space="preserve">(</w:t>
+      </w:r>
+      <w:r>
+        <w:rPr>
+          <w:rStyle w:val="StringTok"/>
+        </w:rPr>
+        <w:t xml:space="preserve">"CREATE OR REPLACE VIEW data_view AS SELECT * FROM %s"</w:t>
+      </w:r>
+      <w:r>
+        <w:rPr>
+          <w:rStyle w:val="NormalTok"/>
+        </w:rPr>
+        <w:t xml:space="preserve">, read_parquet))</w:t>
+      </w:r>
+      <w:r>
+        <w:br/>
+      </w:r>
+      <w:r>
+        <w:br/>
+      </w:r>
+      <w:r>
+        <w:rPr>
+          <w:rStyle w:val="NormalTok"/>
+        </w:rPr>
+        <w:t xml:space="preserve">  query </w:t>
+      </w:r>
+      <w:r>
+        <w:rPr>
+          <w:rStyle w:val="OtherTok"/>
+        </w:rPr>
+        <w:t xml:space="preserve">&lt;-</w:t>
+      </w:r>
+      <w:r>
+        <w:rPr>
+          <w:rStyle w:val="NormalTok"/>
+        </w:rPr>
+        <w:t xml:space="preserve"> </w:t>
+      </w:r>
+      <w:r>
+        <w:rPr>
+          <w:rStyle w:val="FunctionTok"/>
+        </w:rPr>
+        <w:t xml:space="preserve">sprintf</w:t>
+      </w:r>
+      <w:r>
+        <w:rPr>
+          <w:rStyle w:val="NormalTok"/>
+        </w:rPr>
+        <w:t xml:space="preserve">(</w:t>
+      </w:r>
+      <w:r>
+        <w:rPr>
+          <w:rStyle w:val="StringTok"/>
+        </w:rPr>
+        <w:t xml:space="preserve">"</w:t>
+      </w:r>
+      <w:r>
+        <w:br/>
+      </w:r>
+      <w:r>
+        <w:rPr>
+          <w:rStyle w:val="StringTok"/>
+        </w:rPr>
+        <w:t xml:space="preserve">    SELECT data.*</w:t>
+      </w:r>
+      <w:r>
+        <w:br/>
+      </w:r>
+      <w:r>
+        <w:rPr>
+          <w:rStyle w:val="StringTok"/>
+        </w:rPr>
+        <w:t xml:space="preserve">    FROM data_view AS data</w:t>
+      </w:r>
+      <w:r>
+        <w:br/>
+      </w:r>
+      <w:r>
+        <w:rPr>
+          <w:rStyle w:val="StringTok"/>
+        </w:rPr>
+        <w:t xml:space="preserve">    WHERE data.bbox.xmin &lt;= %f AND data.bbox.xmax &gt;= %f</w:t>
+      </w:r>
+      <w:r>
+        <w:br/>
+      </w:r>
+      <w:r>
+        <w:rPr>
+          <w:rStyle w:val="StringTok"/>
+        </w:rPr>
+        <w:t xml:space="preserve">    AND data.bbox.ymin &lt;= %f AND data.bbox.ymax &gt;= %f</w:t>
+      </w:r>
+      <w:r>
+        <w:br/>
+      </w:r>
+      <w:r>
+        <w:rPr>
+          <w:rStyle w:val="StringTok"/>
+        </w:rPr>
+        <w:t xml:space="preserve">  "</w:t>
+      </w:r>
+      <w:r>
+        <w:rPr>
+          <w:rStyle w:val="NormalTok"/>
+        </w:rPr>
+        <w:t xml:space="preserve">, bbox[</w:t>
+      </w:r>
+      <w:r>
+        <w:rPr>
+          <w:rStyle w:val="DecValTok"/>
+        </w:rPr>
+        <w:t xml:space="preserve">3</w:t>
+      </w:r>
+      <w:r>
+        <w:rPr>
+          <w:rStyle w:val="NormalTok"/>
+        </w:rPr>
+        <w:t xml:space="preserve">], bbox[</w:t>
+      </w:r>
+      <w:r>
+        <w:rPr>
+          <w:rStyle w:val="DecValTok"/>
+        </w:rPr>
+        <w:t xml:space="preserve">1</w:t>
+      </w:r>
+      <w:r>
+        <w:rPr>
+          <w:rStyle w:val="NormalTok"/>
+        </w:rPr>
+        <w:t xml:space="preserve">], bbox[</w:t>
+      </w:r>
+      <w:r>
+        <w:rPr>
+          <w:rStyle w:val="DecValTok"/>
+        </w:rPr>
+        <w:t xml:space="preserve">4</w:t>
+      </w:r>
+      <w:r>
+        <w:rPr>
+          <w:rStyle w:val="NormalTok"/>
+        </w:rPr>
+        <w:t xml:space="preserve">], bbox[</w:t>
+      </w:r>
+      <w:r>
+        <w:rPr>
+          <w:rStyle w:val="DecValTok"/>
+        </w:rPr>
+        <w:t xml:space="preserve">2</w:t>
+      </w:r>
+      <w:r>
+        <w:rPr>
+          <w:rStyle w:val="NormalTok"/>
+        </w:rPr>
+        <w:t xml:space="preserve">])</w:t>
+      </w:r>
+      <w:r>
+        <w:br/>
       </w:r>
       <w:r>
         <w:br/>
@@ -2326,8 +2824,86 @@
       </w:r>
       <w:r>
         <w:rPr>
+          <w:rStyle w:val="CommentTok"/>
+        </w:rPr>
+        <w:t xml:space="preserve"># Save results to Parquet file</w:t>
+      </w:r>
+      <w:r>
+        <w:br/>
+      </w:r>
+      <w:r>
+        <w:rPr>
+          <w:rStyle w:val="NormalTok"/>
+        </w:rPr>
+        <w:t xml:space="preserve">  file </w:t>
+      </w:r>
+      <w:r>
+        <w:rPr>
+          <w:rStyle w:val="OtherTok"/>
+        </w:rPr>
+        <w:t xml:space="preserve">&lt;-</w:t>
+      </w:r>
+      <w:r>
+        <w:rPr>
+          <w:rStyle w:val="NormalTok"/>
+        </w:rPr>
+        <w:t xml:space="preserve"> </w:t>
+      </w:r>
+      <w:r>
+        <w:rPr>
           <w:rStyle w:val="FunctionTok"/>
         </w:rPr>
+        <w:t xml:space="preserve">normalizePath</w:t>
+      </w:r>
+      <w:r>
+        <w:rPr>
+          <w:rStyle w:val="NormalTok"/>
+        </w:rPr>
+        <w:t xml:space="preserve">(dst_parquet, </w:t>
+      </w:r>
+      <w:r>
+        <w:rPr>
+          <w:rStyle w:val="AttributeTok"/>
+        </w:rPr>
+        <w:t xml:space="preserve">mustWork =</w:t>
+      </w:r>
+      <w:r>
+        <w:rPr>
+          <w:rStyle w:val="NormalTok"/>
+        </w:rPr>
+        <w:t xml:space="preserve"> </w:t>
+      </w:r>
+      <w:r>
+        <w:rPr>
+          <w:rStyle w:val="ConstantTok"/>
+        </w:rPr>
+        <w:t xml:space="preserve">FALSE</w:t>
+      </w:r>
+      <w:r>
+        <w:rPr>
+          <w:rStyle w:val="NormalTok"/>
+        </w:rPr>
+        <w:t xml:space="preserve">)</w:t>
+      </w:r>
+      <w:r>
+        <w:br/>
+      </w:r>
+      <w:r>
+        <w:rPr>
+          <w:rStyle w:val="NormalTok"/>
+        </w:rPr>
+        <w:t xml:space="preserve">  DBI</w:t>
+      </w:r>
+      <w:r>
+        <w:rPr>
+          <w:rStyle w:val="SpecialCharTok"/>
+        </w:rPr>
+        <w:t xml:space="preserve">::</w:t>
+      </w:r>
+      <w:r>
+        <w:rPr>
+          <w:rStyle w:val="FunctionTok"/>
+        </w:rPr>
         <w:t xml:space="preserve">dbExecute</w:t>
       </w:r>
       <w:r>
@@ -2338,9 +2914,72 @@
       </w:r>
       <w:r>
         <w:rPr>
-          <w:rStyle w:val="StringTok"/>
-        </w:rPr>
-        <w:t xml:space="preserve">"INSTALL httpfs;"</w:t>
+          <w:rStyle w:val="FunctionTok"/>
+        </w:rPr>
+        <w:t xml:space="preserve">sprintf</w:t>
+      </w:r>
+      <w:r>
+        <w:rPr>
+          <w:rStyle w:val="NormalTok"/>
+        </w:rPr>
+        <w:t xml:space="preserve">(</w:t>
+      </w:r>
+      <w:r>
+        <w:rPr>
+          <w:rStyle w:val="StringTok"/>
+        </w:rPr>
+        <w:t xml:space="preserve">"COPY (%s) TO '%s' WITH (FORMAT 'parquet');"</w:t>
+      </w:r>
+      <w:r>
+        <w:rPr>
+          <w:rStyle w:val="NormalTok"/>
+        </w:rPr>
+        <w:t xml:space="preserve">, query, file))</w:t>
+      </w:r>
+      <w:r>
+        <w:br/>
+      </w:r>
+      <w:r>
+        <w:rPr>
+          <w:rStyle w:val="NormalTok"/>
+        </w:rPr>
+        <w:t xml:space="preserve">  DBI</w:t>
+      </w:r>
+      <w:r>
+        <w:rPr>
+          <w:rStyle w:val="SpecialCharTok"/>
+        </w:rPr>
+        <w:t xml:space="preserve">::</w:t>
+      </w:r>
+      <w:r>
+        <w:rPr>
+          <w:rStyle w:val="FunctionTok"/>
+        </w:rPr>
+        <w:t xml:space="preserve">dbDisconnect</w:t>
+      </w:r>
+      <w:r>
+        <w:rPr>
+          <w:rStyle w:val="NormalTok"/>
+        </w:rPr>
+        <w:t xml:space="preserve">(conn, </w:t>
+      </w:r>
+      <w:r>
+        <w:rPr>
+          <w:rStyle w:val="AttributeTok"/>
+        </w:rPr>
+        <w:t xml:space="preserve">shutdown =</w:t>
+      </w:r>
+      <w:r>
+        <w:rPr>
+          <w:rStyle w:val="NormalTok"/>
+        </w:rPr>
+        <w:t xml:space="preserve"> </w:t>
+      </w:r>
+      <w:r>
+        <w:rPr>
+          <w:rStyle w:val="ConstantTok"/>
+        </w:rPr>
+        <w:t xml:space="preserve">TRUE</w:t>
       </w:r>
       <w:r>
         <w:rPr>
@@ -2355,25 +2994,257 @@
         <w:rPr>
           <w:rStyle w:val="NormalTok"/>
         </w:rPr>
-        <w:t xml:space="preserve">  </w:t>
-      </w:r>
-      <w:r>
-        <w:rPr>
-          <w:rStyle w:val="FunctionTok"/>
-        </w:rPr>
-        <w:t xml:space="preserve">dbExecute</w:t>
-      </w:r>
-      <w:r>
-        <w:rPr>
-          <w:rStyle w:val="NormalTok"/>
-        </w:rPr>
-        <w:t xml:space="preserve">(conn, </w:t>
-      </w:r>
-      <w:r>
-        <w:rPr>
-          <w:rStyle w:val="StringTok"/>
-        </w:rPr>
-        <w:t xml:space="preserve">"INSTALL spatial;"</w:t>
+        <w:t xml:space="preserve">}</w:t>
+      </w:r>
+    </w:p>
+    <w:p>
+      <w:pPr>
+        <w:pStyle w:val="Heading4"/>
+      </w:pPr>
+      <w:r>
+        <w:t xml:space="preserve"> </w:t>
+      </w:r>
+      <w:r>
+        <w:t xml:space="preserve">Python</w:t>
+      </w:r>
+    </w:p>
+    <w:p>
+      <w:pPr>
+        <w:pStyle w:val="SourceCode"/>
+      </w:pPr>
+      <w:r>
+        <w:rPr>
+          <w:rStyle w:val="KeywordTok"/>
+        </w:rPr>
+        <w:t xml:space="preserve">def</w:t>
+      </w:r>
+      <w:r>
+        <w:rPr>
+          <w:rStyle w:val="NormalTok"/>
+        </w:rPr>
+        <w:t xml:space="preserve"> overture_data(bbox, overture_type, dst_parquet):</w:t>
+      </w:r>
+      <w:r>
+        <w:br/>
+      </w:r>
+      <w:r>
+        <w:rPr>
+          <w:rStyle w:val="NormalTok"/>
+        </w:rPr>
+        <w:t xml:space="preserve">    </w:t>
+      </w:r>
+      <w:r>
+        <w:rPr>
+          <w:rStyle w:val="CommentTok"/>
+        </w:rPr>
+        <w:t xml:space="preserve">"""Query a subset of Overture's data and save it as a GeoParquet file.</w:t>
+      </w:r>
+      <w:r>
+        <w:br/>
+      </w:r>
+      <w:r>
+        <w:br/>
+      </w:r>
+      <w:r>
+        <w:rPr>
+          <w:rStyle w:val="CommentTok"/>
+        </w:rPr>
+        <w:t xml:space="preserve">    Parameters</w:t>
+      </w:r>
+      <w:r>
+        <w:br/>
+      </w:r>
+      <w:r>
+        <w:rPr>
+          <w:rStyle w:val="CommentTok"/>
+        </w:rPr>
+        <w:t xml:space="preserve">    ----------</w:t>
+      </w:r>
+      <w:r>
+        <w:br/>
+      </w:r>
+      <w:r>
+        <w:rPr>
+          <w:rStyle w:val="CommentTok"/>
+        </w:rPr>
+        <w:t xml:space="preserve">    bbox : tuple</w:t>
+      </w:r>
+      <w:r>
+        <w:br/>
+      </w:r>
+      <w:r>
+        <w:rPr>
+          <w:rStyle w:val="CommentTok"/>
+        </w:rPr>
+        <w:t xml:space="preserve">        A tuple of floats representing the bounding box (xmin, ymin, xmax, ymax)</w:t>
+      </w:r>
+      <w:r>
+        <w:br/>
+      </w:r>
+      <w:r>
+        <w:rPr>
+          <w:rStyle w:val="CommentTok"/>
+        </w:rPr>
+        <w:t xml:space="preserve">        in EPSG:4326 coordinate reference system.</w:t>
+      </w:r>
+      <w:r>
+        <w:br/>
+      </w:r>
+      <w:r>
+        <w:rPr>
+          <w:rStyle w:val="CommentTok"/>
+        </w:rPr>
+        <w:t xml:space="preserve">    overture_type : str</w:t>
+      </w:r>
+      <w:r>
+        <w:br/>
+      </w:r>
+      <w:r>
+        <w:rPr>
+          <w:rStyle w:val="CommentTok"/>
+        </w:rPr>
+        <w:t xml:space="preserve">        The type of Overture data to query</w:t>
+      </w:r>
+      <w:r>
+        <w:br/>
+      </w:r>
+      <w:r>
+        <w:rPr>
+          <w:rStyle w:val="CommentTok"/>
+        </w:rPr>
+        <w:t xml:space="preserve">    dst_parquet : str or Path</w:t>
+      </w:r>
+      <w:r>
+        <w:br/>
+      </w:r>
+      <w:r>
+        <w:rPr>
+          <w:rStyle w:val="CommentTok"/>
+        </w:rPr>
+        <w:t xml:space="preserve">        The path to the output GeoParquet file.</w:t>
+      </w:r>
+      <w:r>
+        <w:br/>
+      </w:r>
+      <w:r>
+        <w:rPr>
+          <w:rStyle w:val="CommentTok"/>
+        </w:rPr>
+        <w:t xml:space="preserve">    """</w:t>
+      </w:r>
+      <w:r>
+        <w:br/>
+      </w:r>
+      <w:r>
+        <w:rPr>
+          <w:rStyle w:val="NormalTok"/>
+        </w:rPr>
+        <w:t xml:space="preserve">    </w:t>
+      </w:r>
+      <w:r>
+        <w:rPr>
+          <w:rStyle w:val="ControlFlowTok"/>
+        </w:rPr>
+        <w:t xml:space="preserve">if</w:t>
+      </w:r>
+      <w:r>
+        <w:rPr>
+          <w:rStyle w:val="NormalTok"/>
+        </w:rPr>
+        <w:t xml:space="preserve"> overture_type </w:t>
+      </w:r>
+      <w:r>
+        <w:rPr>
+          <w:rStyle w:val="KeywordTok"/>
+        </w:rPr>
+        <w:t xml:space="preserve">not</w:t>
+      </w:r>
+      <w:r>
+        <w:rPr>
+          <w:rStyle w:val="NormalTok"/>
+        </w:rPr>
+        <w:t xml:space="preserve"> </w:t>
+      </w:r>
+      <w:r>
+        <w:rPr>
+          <w:rStyle w:val="KeywordTok"/>
+        </w:rPr>
+        <w:t xml:space="preserve">in</w:t>
+      </w:r>
+      <w:r>
+        <w:rPr>
+          <w:rStyle w:val="NormalTok"/>
+        </w:rPr>
+        <w:t xml:space="preserve"> map_themes:</w:t>
+      </w:r>
+      <w:r>
+        <w:br/>
+      </w:r>
+      <w:r>
+        <w:rPr>
+          <w:rStyle w:val="NormalTok"/>
+        </w:rPr>
+        <w:t xml:space="preserve">        </w:t>
+      </w:r>
+      <w:r>
+        <w:rPr>
+          <w:rStyle w:val="ControlFlowTok"/>
+        </w:rPr>
+        <w:t xml:space="preserve">raise</w:t>
+      </w:r>
+      <w:r>
+        <w:rPr>
+          <w:rStyle w:val="NormalTok"/>
+        </w:rPr>
+        <w:t xml:space="preserve"> </w:t>
+      </w:r>
+      <w:r>
+        <w:rPr>
+          <w:rStyle w:val="PreprocessorTok"/>
+        </w:rPr>
+        <w:t xml:space="preserve">ValueError</w:t>
+      </w:r>
+      <w:r>
+        <w:rPr>
+          <w:rStyle w:val="NormalTok"/>
+        </w:rPr>
+        <w:t xml:space="preserve">(</w:t>
+      </w:r>
+      <w:r>
+        <w:rPr>
+          <w:rStyle w:val="SpecialStringTok"/>
+        </w:rPr>
+        <w:t xml:space="preserve">f"Valid Overture types are: </w:t>
+      </w:r>
+      <w:r>
+        <w:rPr>
+          <w:rStyle w:val="SpecialCharTok"/>
+        </w:rPr>
+        <w:t xml:space="preserve">{</w:t>
+      </w:r>
+      <w:r>
+        <w:rPr>
+          <w:rStyle w:val="BuiltInTok"/>
+        </w:rPr>
+        <w:t xml:space="preserve">list</w:t>
+      </w:r>
+      <w:r>
+        <w:rPr>
+          <w:rStyle w:val="NormalTok"/>
+        </w:rPr>
+        <w:t xml:space="preserve">(map_themes)</w:t>
+      </w:r>
+      <w:r>
+        <w:rPr>
+          <w:rStyle w:val="SpecialCharTok"/>
+        </w:rPr>
+        <w:t xml:space="preserve">}</w:t>
+      </w:r>
+      <w:r>
+        <w:rPr>
+          <w:rStyle w:val="SpecialStringTok"/>
+        </w:rPr>
+        <w:t xml:space="preserve">"</w:t>
       </w:r>
       <w:r>
         <w:rPr>
@@ -2385,145 +3256,34 @@
         <w:br/>
       </w:r>
       <w:r>
-        <w:rPr>
-          <w:rStyle w:val="NormalTok"/>
-        </w:rPr>
-        <w:t xml:space="preserve">  </w:t>
-      </w:r>
-      <w:r>
-        <w:rPr>
-          <w:rStyle w:val="FunctionTok"/>
-        </w:rPr>
-        <w:t xml:space="preserve">dbExecute</w:t>
-      </w:r>
-      <w:r>
-        <w:rPr>
-          <w:rStyle w:val="NormalTok"/>
-        </w:rPr>
-        <w:t xml:space="preserve">(conn, </w:t>
-      </w:r>
-      <w:r>
-        <w:rPr>
-          <w:rStyle w:val="StringTok"/>
-        </w:rPr>
-        <w:t xml:space="preserve">"LOAD httpfs;"</w:t>
-      </w:r>
-      <w:r>
-        <w:rPr>
-          <w:rStyle w:val="NormalTok"/>
-        </w:rPr>
-        <w:t xml:space="preserve">)</w:t>
-      </w:r>
-      <w:r>
-        <w:br/>
-      </w:r>
-      <w:r>
-        <w:rPr>
-          <w:rStyle w:val="NormalTok"/>
-        </w:rPr>
-        <w:t xml:space="preserve">  </w:t>
-      </w:r>
-      <w:r>
-        <w:rPr>
-          <w:rStyle w:val="FunctionTok"/>
-        </w:rPr>
-        <w:t xml:space="preserve">dbExecute</w:t>
-      </w:r>
-      <w:r>
-        <w:rPr>
-          <w:rStyle w:val="NormalTok"/>
-        </w:rPr>
-        <w:t xml:space="preserve">(conn, </w:t>
-      </w:r>
-      <w:r>
-        <w:rPr>
-          <w:rStyle w:val="StringTok"/>
-        </w:rPr>
-        <w:t xml:space="preserve">"LOAD spatial;"</w:t>
-      </w:r>
-      <w:r>
-        <w:rPr>
-          <w:rStyle w:val="NormalTok"/>
-        </w:rPr>
-        <w:t xml:space="preserve">)</w:t>
-      </w:r>
-      <w:r>
-        <w:br/>
-      </w:r>
-      <w:r>
-        <w:rPr>
-          <w:rStyle w:val="NormalTok"/>
-        </w:rPr>
-        <w:t xml:space="preserve">  </w:t>
-      </w:r>
-      <w:r>
-        <w:rPr>
-          <w:rStyle w:val="FunctionTok"/>
-        </w:rPr>
-        <w:t xml:space="preserve">dbExecute</w:t>
-      </w:r>
-      <w:r>
-        <w:rPr>
-          <w:rStyle w:val="NormalTok"/>
-        </w:rPr>
-        <w:t xml:space="preserve">(conn, </w:t>
-      </w:r>
-      <w:r>
-        <w:rPr>
-          <w:rStyle w:val="FunctionTok"/>
-        </w:rPr>
-        <w:t xml:space="preserve">sprintf</w:t>
-      </w:r>
-      <w:r>
-        <w:rPr>
-          <w:rStyle w:val="NormalTok"/>
-        </w:rPr>
-        <w:t xml:space="preserve">(</w:t>
-      </w:r>
-      <w:r>
-        <w:rPr>
-          <w:rStyle w:val="StringTok"/>
-        </w:rPr>
-        <w:t xml:space="preserve">"SET s3_region='%s';"</w:t>
-      </w:r>
-      <w:r>
-        <w:rPr>
-          <w:rStyle w:val="NormalTok"/>
-        </w:rPr>
-        <w:t xml:space="preserve">, s3_region))</w:t>
-      </w:r>
-      <w:r>
-        <w:br/>
-      </w:r>
-      <w:r>
-        <w:br/>
-      </w:r>
-      <w:r>
-        <w:rPr>
-          <w:rStyle w:val="NormalTok"/>
-        </w:rPr>
-        <w:t xml:space="preserve">  </w:t>
+        <w:br/>
+      </w:r>
+      <w:r>
+        <w:rPr>
+          <w:rStyle w:val="NormalTok"/>
+        </w:rPr>
+        <w:t xml:space="preserve">    </w:t>
       </w:r>
       <w:r>
         <w:rPr>
           <w:rStyle w:val="CommentTok"/>
         </w:rPr>
-        <w:t xml:space="preserve"># Create view and execute spatial query</w:t>
-      </w:r>
-      <w:r>
-        <w:br/>
-      </w:r>
-      <w:r>
-        <w:rPr>
-          <w:rStyle w:val="NormalTok"/>
-        </w:rPr>
-        <w:t xml:space="preserve">  read_parquet </w:t>
-      </w:r>
-      <w:r>
-        <w:rPr>
-          <w:rStyle w:val="OtherTok"/>
-        </w:rPr>
-        <w:t xml:space="preserve">&lt;-</w:t>
+        <w:t xml:space="preserve"># Configure S3 connection</w:t>
+      </w:r>
+      <w:r>
+        <w:br/>
+      </w:r>
+      <w:r>
+        <w:rPr>
+          <w:rStyle w:val="NormalTok"/>
+        </w:rPr>
+        <w:t xml:space="preserve">    s3_region </w:t>
+      </w:r>
+      <w:r>
+        <w:rPr>
+          <w:rStyle w:val="OperatorTok"/>
+        </w:rPr>
+        <w:t xml:space="preserve">=</w:t>
       </w:r>
       <w:r>
         <w:rPr>
@@ -2533,90 +3293,24 @@
       </w:r>
       <w:r>
         <w:rPr>
-          <w:rStyle w:val="FunctionTok"/>
-        </w:rPr>
-        <w:t xml:space="preserve">sprintf</w:t>
-      </w:r>
-      <w:r>
-        <w:rPr>
-          <w:rStyle w:val="NormalTok"/>
-        </w:rPr>
-        <w:t xml:space="preserve">(</w:t>
-      </w:r>
-      <w:r>
-        <w:rPr>
-          <w:rStyle w:val="StringTok"/>
-        </w:rPr>
-        <w:t xml:space="preserve">"read_parquet('%s', filename=TRUE, hive_partitioning=1);"</w:t>
-      </w:r>
-      <w:r>
-        <w:rPr>
-          <w:rStyle w:val="NormalTok"/>
-        </w:rPr>
-        <w:t xml:space="preserve">, remote_path)</w:t>
-      </w:r>
-      <w:r>
-        <w:br/>
-      </w:r>
-      <w:r>
-        <w:rPr>
-          <w:rStyle w:val="NormalTok"/>
-        </w:rPr>
-        <w:t xml:space="preserve">  </w:t>
-      </w:r>
-      <w:r>
-        <w:rPr>
-          <w:rStyle w:val="FunctionTok"/>
-        </w:rPr>
-        <w:t xml:space="preserve">dbExecute</w:t>
-      </w:r>
-      <w:r>
-        <w:rPr>
-          <w:rStyle w:val="NormalTok"/>
-        </w:rPr>
-        <w:t xml:space="preserve">(conn, </w:t>
-      </w:r>
-      <w:r>
-        <w:rPr>
-          <w:rStyle w:val="FunctionTok"/>
-        </w:rPr>
-        <w:t xml:space="preserve">sprintf</w:t>
-      </w:r>
-      <w:r>
-        <w:rPr>
-          <w:rStyle w:val="NormalTok"/>
-        </w:rPr>
-        <w:t xml:space="preserve">(</w:t>
-      </w:r>
-      <w:r>
-        <w:rPr>
-          <w:rStyle w:val="StringTok"/>
-        </w:rPr>
-        <w:t xml:space="preserve">"CREATE OR REPLACE VIEW data_view AS SELECT * FROM %s"</w:t>
-      </w:r>
-      <w:r>
-        <w:rPr>
-          <w:rStyle w:val="NormalTok"/>
-        </w:rPr>
-        <w:t xml:space="preserve">, read_parquet))</w:t>
-      </w:r>
-      <w:r>
-        <w:br/>
-      </w:r>
-      <w:r>
-        <w:br/>
-      </w:r>
-      <w:r>
-        <w:rPr>
-          <w:rStyle w:val="NormalTok"/>
-        </w:rPr>
-        <w:t xml:space="preserve">  query </w:t>
-      </w:r>
-      <w:r>
-        <w:rPr>
-          <w:rStyle w:val="OtherTok"/>
-        </w:rPr>
-        <w:t xml:space="preserve">&lt;-</w:t>
+          <w:rStyle w:val="StringTok"/>
+        </w:rPr>
+        <w:t xml:space="preserve">"us-west-2"</w:t>
+      </w:r>
+      <w:r>
+        <w:br/>
+      </w:r>
+      <w:r>
+        <w:rPr>
+          <w:rStyle w:val="NormalTok"/>
+        </w:rPr>
+        <w:t xml:space="preserve">    base_url </w:t>
+      </w:r>
+      <w:r>
+        <w:rPr>
+          <w:rStyle w:val="OperatorTok"/>
+        </w:rPr>
+        <w:t xml:space="preserve">=</w:t>
       </w:r>
       <w:r>
         <w:rPr>
@@ -2626,153 +3320,48 @@
       </w:r>
       <w:r>
         <w:rPr>
-          <w:rStyle w:val="FunctionTok"/>
-        </w:rPr>
-        <w:t xml:space="preserve">sprintf</w:t>
-      </w:r>
-      <w:r>
-        <w:rPr>
-          <w:rStyle w:val="NormalTok"/>
-        </w:rPr>
-        <w:t xml:space="preserve">(</w:t>
-      </w:r>
-      <w:r>
-        <w:rPr>
-          <w:rStyle w:val="StringTok"/>
-        </w:rPr>
-        <w:t xml:space="preserve">"</w:t>
-      </w:r>
-      <w:r>
-        <w:br/>
-      </w:r>
-      <w:r>
-        <w:rPr>
-          <w:rStyle w:val="StringTok"/>
-        </w:rPr>
-        <w:t xml:space="preserve">    SELECT data.*</w:t>
-      </w:r>
-      <w:r>
-        <w:br/>
-      </w:r>
-      <w:r>
-        <w:rPr>
-          <w:rStyle w:val="StringTok"/>
-        </w:rPr>
-        <w:t xml:space="preserve">    FROM data_view AS data</w:t>
-      </w:r>
-      <w:r>
-        <w:br/>
-      </w:r>
-      <w:r>
-        <w:rPr>
-          <w:rStyle w:val="StringTok"/>
-        </w:rPr>
-        <w:t xml:space="preserve">    WHERE data.bbox.xmin &lt;= %f AND data.bbox.xmax &gt;= %f</w:t>
-      </w:r>
-      <w:r>
-        <w:br/>
-      </w:r>
-      <w:r>
-        <w:rPr>
-          <w:rStyle w:val="StringTok"/>
-        </w:rPr>
-        <w:t xml:space="preserve">    AND data.bbox.ymin &lt;= %f AND data.bbox.ymax &gt;= %f</w:t>
-      </w:r>
-      <w:r>
-        <w:br/>
-      </w:r>
-      <w:r>
-        <w:rPr>
-          <w:rStyle w:val="StringTok"/>
-        </w:rPr>
-        <w:t xml:space="preserve">  "</w:t>
-      </w:r>
-      <w:r>
-        <w:rPr>
-          <w:rStyle w:val="NormalTok"/>
-        </w:rPr>
-        <w:t xml:space="preserve">, bbox[</w:t>
-      </w:r>
-      <w:r>
-        <w:rPr>
-          <w:rStyle w:val="DecValTok"/>
-        </w:rPr>
-        <w:t xml:space="preserve">3</w:t>
-      </w:r>
-      <w:r>
-        <w:rPr>
-          <w:rStyle w:val="NormalTok"/>
-        </w:rPr>
-        <w:t xml:space="preserve">], bbox[</w:t>
-      </w:r>
-      <w:r>
-        <w:rPr>
-          <w:rStyle w:val="DecValTok"/>
-        </w:rPr>
-        <w:t xml:space="preserve">1</w:t>
-      </w:r>
-      <w:r>
-        <w:rPr>
-          <w:rStyle w:val="NormalTok"/>
-        </w:rPr>
-        <w:t xml:space="preserve">], bbox[</w:t>
-      </w:r>
-      <w:r>
-        <w:rPr>
-          <w:rStyle w:val="DecValTok"/>
-        </w:rPr>
-        <w:t xml:space="preserve">4</w:t>
-      </w:r>
-      <w:r>
-        <w:rPr>
-          <w:rStyle w:val="NormalTok"/>
-        </w:rPr>
-        <w:t xml:space="preserve">], bbox[</w:t>
-      </w:r>
-      <w:r>
-        <w:rPr>
-          <w:rStyle w:val="DecValTok"/>
-        </w:rPr>
-        <w:t xml:space="preserve">2</w:t>
-      </w:r>
-      <w:r>
-        <w:rPr>
-          <w:rStyle w:val="NormalTok"/>
-        </w:rPr>
-        <w:t xml:space="preserve">])</w:t>
-      </w:r>
-      <w:r>
-        <w:br/>
-      </w:r>
-      <w:r>
-        <w:br/>
-      </w:r>
-      <w:r>
-        <w:rPr>
-          <w:rStyle w:val="NormalTok"/>
-        </w:rPr>
-        <w:t xml:space="preserve">  </w:t>
-      </w:r>
-      <w:r>
-        <w:rPr>
-          <w:rStyle w:val="CommentTok"/>
-        </w:rPr>
-        <w:t xml:space="preserve"># Save results to Parquet file</w:t>
-      </w:r>
-      <w:r>
-        <w:br/>
-      </w:r>
-      <w:r>
-        <w:rPr>
-          <w:rStyle w:val="NormalTok"/>
-        </w:rPr>
-        <w:t xml:space="preserve">  file </w:t>
-      </w:r>
-      <w:r>
-        <w:rPr>
-          <w:rStyle w:val="OtherTok"/>
-        </w:rPr>
-        <w:t xml:space="preserve">&lt;-</w:t>
+          <w:rStyle w:val="SpecialStringTok"/>
+        </w:rPr>
+        <w:t xml:space="preserve">f"s3://overturemaps-</w:t>
+      </w:r>
+      <w:r>
+        <w:rPr>
+          <w:rStyle w:val="SpecialCharTok"/>
+        </w:rPr>
+        <w:t xml:space="preserve">{</w:t>
+      </w:r>
+      <w:r>
+        <w:rPr>
+          <w:rStyle w:val="NormalTok"/>
+        </w:rPr>
+        <w:t xml:space="preserve">s3_region</w:t>
+      </w:r>
+      <w:r>
+        <w:rPr>
+          <w:rStyle w:val="SpecialCharTok"/>
+        </w:rPr>
+        <w:t xml:space="preserve">}</w:t>
+      </w:r>
+      <w:r>
+        <w:rPr>
+          <w:rStyle w:val="SpecialStringTok"/>
+        </w:rPr>
+        <w:t xml:space="preserve">/release"</w:t>
+      </w:r>
+      <w:r>
+        <w:br/>
+      </w:r>
+      <w:r>
+        <w:rPr>
+          <w:rStyle w:val="NormalTok"/>
+        </w:rPr>
+        <w:t xml:space="preserve">    version </w:t>
+      </w:r>
+      <w:r>
+        <w:rPr>
+          <w:rStyle w:val="OperatorTok"/>
+        </w:rPr>
+        <w:t xml:space="preserve">=</w:t>
       </w:r>
       <w:r>
         <w:rPr>
@@ -2782,421 +3371,18 @@
       </w:r>
       <w:r>
         <w:rPr>
-          <w:rStyle w:val="FunctionTok"/>
-        </w:rPr>
-        <w:t xml:space="preserve">normalizePath</w:t>
-      </w:r>
-      <w:r>
-        <w:rPr>
-          <w:rStyle w:val="NormalTok"/>
-        </w:rPr>
-        <w:t xml:space="preserve">(dst_parquet, </w:t>
-      </w:r>
-      <w:r>
-        <w:rPr>
-          <w:rStyle w:val="AttributeTok"/>
-        </w:rPr>
-        <w:t xml:space="preserve">mustWork =</w:t>
-      </w:r>
-      <w:r>
-        <w:rPr>
-          <w:rStyle w:val="NormalTok"/>
-        </w:rPr>
-        <w:t xml:space="preserve"> </w:t>
-      </w:r>
-      <w:r>
-        <w:rPr>
-          <w:rStyle w:val="ConstantTok"/>
-        </w:rPr>
-        <w:t xml:space="preserve">FALSE</w:t>
-      </w:r>
-      <w:r>
-        <w:rPr>
-          <w:rStyle w:val="NormalTok"/>
-        </w:rPr>
-        <w:t xml:space="preserve">)</w:t>
-      </w:r>
-      <w:r>
-        <w:br/>
-      </w:r>
-      <w:r>
-        <w:rPr>
-          <w:rStyle w:val="NormalTok"/>
-        </w:rPr>
-        <w:t xml:space="preserve">  </w:t>
-      </w:r>
-      <w:r>
-        <w:rPr>
-          <w:rStyle w:val="FunctionTok"/>
-        </w:rPr>
-        <w:t xml:space="preserve">dbExecute</w:t>
-      </w:r>
-      <w:r>
-        <w:rPr>
-          <w:rStyle w:val="NormalTok"/>
-        </w:rPr>
-        <w:t xml:space="preserve">(conn, </w:t>
-      </w:r>
-      <w:r>
-        <w:rPr>
-          <w:rStyle w:val="FunctionTok"/>
-        </w:rPr>
-        <w:t xml:space="preserve">sprintf</w:t>
-      </w:r>
-      <w:r>
-        <w:rPr>
-          <w:rStyle w:val="NormalTok"/>
-        </w:rPr>
-        <w:t xml:space="preserve">(</w:t>
-      </w:r>
-      <w:r>
-        <w:rPr>
-          <w:rStyle w:val="StringTok"/>
-        </w:rPr>
-        <w:t xml:space="preserve">"COPY (%s) TO '%s' WITH (FORMAT 'parquet');"</w:t>
-      </w:r>
-      <w:r>
-        <w:rPr>
-          <w:rStyle w:val="NormalTok"/>
-        </w:rPr>
-        <w:t xml:space="preserve">, query, file))</w:t>
-      </w:r>
-      <w:r>
-        <w:br/>
-      </w:r>
-      <w:r>
-        <w:rPr>
-          <w:rStyle w:val="NormalTok"/>
-        </w:rPr>
-        <w:t xml:space="preserve">  </w:t>
-      </w:r>
-      <w:r>
-        <w:rPr>
-          <w:rStyle w:val="FunctionTok"/>
-        </w:rPr>
-        <w:t xml:space="preserve">dbDisconnect</w:t>
-      </w:r>
-      <w:r>
-        <w:rPr>
-          <w:rStyle w:val="NormalTok"/>
-        </w:rPr>
-        <w:t xml:space="preserve">(conn, </w:t>
-      </w:r>
-      <w:r>
-        <w:rPr>
-          <w:rStyle w:val="AttributeTok"/>
-        </w:rPr>
-        <w:t xml:space="preserve">shutdown =</w:t>
-      </w:r>
-      <w:r>
-        <w:rPr>
-          <w:rStyle w:val="NormalTok"/>
-        </w:rPr>
-        <w:t xml:space="preserve"> </w:t>
-      </w:r>
-      <w:r>
-        <w:rPr>
-          <w:rStyle w:val="ConstantTok"/>
-        </w:rPr>
-        <w:t xml:space="preserve">TRUE</w:t>
-      </w:r>
-      <w:r>
-        <w:rPr>
-          <w:rStyle w:val="NormalTok"/>
-        </w:rPr>
-        <w:t xml:space="preserve">)</w:t>
-      </w:r>
-      <w:r>
-        <w:br/>
-      </w:r>
-      <w:r>
-        <w:rPr>
-          <w:rStyle w:val="NormalTok"/>
-        </w:rPr>
-        <w:t xml:space="preserve">}</w:t>
-      </w:r>
-    </w:p>
-    <w:p>
-      <w:pPr>
-        <w:pStyle w:val="Heading4"/>
-      </w:pPr>
-      <w:r>
-        <w:t xml:space="preserve"> </w:t>
-      </w:r>
-      <w:r>
-        <w:t xml:space="preserve">Python</w:t>
-      </w:r>
-    </w:p>
-    <w:p>
-      <w:pPr>
-        <w:pStyle w:val="SourceCode"/>
-      </w:pPr>
-      <w:r>
-        <w:rPr>
-          <w:rStyle w:val="KeywordTok"/>
-        </w:rPr>
-        <w:t xml:space="preserve">def</w:t>
-      </w:r>
-      <w:r>
-        <w:rPr>
-          <w:rStyle w:val="NormalTok"/>
-        </w:rPr>
-        <w:t xml:space="preserve"> overture_data(bbox, overture_type, dst_parquet):</w:t>
-      </w:r>
-      <w:r>
-        <w:br/>
-      </w:r>
-      <w:r>
-        <w:rPr>
-          <w:rStyle w:val="NormalTok"/>
-        </w:rPr>
-        <w:t xml:space="preserve">    </w:t>
-      </w:r>
-      <w:r>
-        <w:rPr>
-          <w:rStyle w:val="CommentTok"/>
-        </w:rPr>
-        <w:t xml:space="preserve">"""Query a subset of Overture's data and save it as a GeoParquet file.</w:t>
-      </w:r>
-      <w:r>
-        <w:br/>
-      </w:r>
-      <w:r>
-        <w:br/>
-      </w:r>
-      <w:r>
-        <w:rPr>
-          <w:rStyle w:val="CommentTok"/>
-        </w:rPr>
-        <w:t xml:space="preserve">    Parameters</w:t>
-      </w:r>
-      <w:r>
-        <w:br/>
-      </w:r>
-      <w:r>
-        <w:rPr>
-          <w:rStyle w:val="CommentTok"/>
-        </w:rPr>
-        <w:t xml:space="preserve">    ----------</w:t>
-      </w:r>
-      <w:r>
-        <w:br/>
-      </w:r>
-      <w:r>
-        <w:rPr>
-          <w:rStyle w:val="CommentTok"/>
-        </w:rPr>
-        <w:t xml:space="preserve">    bbox : tuple</w:t>
-      </w:r>
-      <w:r>
-        <w:br/>
-      </w:r>
-      <w:r>
-        <w:rPr>
-          <w:rStyle w:val="CommentTok"/>
-        </w:rPr>
-        <w:t xml:space="preserve">        A tuple of floats representing the bounding box (xmin, ymin, xmax, ymax)</w:t>
-      </w:r>
-      <w:r>
-        <w:br/>
-      </w:r>
-      <w:r>
-        <w:rPr>
-          <w:rStyle w:val="CommentTok"/>
-        </w:rPr>
-        <w:t xml:space="preserve">        in EPSG:4326 coordinate reference system.</w:t>
-      </w:r>
-      <w:r>
-        <w:br/>
-      </w:r>
-      <w:r>
-        <w:rPr>
-          <w:rStyle w:val="CommentTok"/>
-        </w:rPr>
-        <w:t xml:space="preserve">    overture_type : str</w:t>
-      </w:r>
-      <w:r>
-        <w:br/>
-      </w:r>
-      <w:r>
-        <w:rPr>
-          <w:rStyle w:val="CommentTok"/>
-        </w:rPr>
-        <w:t xml:space="preserve">        The type of Overture data to query</w:t>
-      </w:r>
-      <w:r>
-        <w:br/>
-      </w:r>
-      <w:r>
-        <w:rPr>
-          <w:rStyle w:val="CommentTok"/>
-        </w:rPr>
-        <w:t xml:space="preserve">    dst_parquet : str or Path</w:t>
-      </w:r>
-      <w:r>
-        <w:br/>
-      </w:r>
-      <w:r>
-        <w:rPr>
-          <w:rStyle w:val="CommentTok"/>
-        </w:rPr>
-        <w:t xml:space="preserve">        The path to the output GeoParquet file.</w:t>
-      </w:r>
-      <w:r>
-        <w:br/>
-      </w:r>
-      <w:r>
-        <w:rPr>
-          <w:rStyle w:val="CommentTok"/>
-        </w:rPr>
-        <w:t xml:space="preserve">    """</w:t>
-      </w:r>
-      <w:r>
-        <w:br/>
-      </w:r>
-      <w:r>
-        <w:rPr>
-          <w:rStyle w:val="NormalTok"/>
-        </w:rPr>
-        <w:t xml:space="preserve">    </w:t>
-      </w:r>
-      <w:r>
-        <w:rPr>
-          <w:rStyle w:val="ControlFlowTok"/>
-        </w:rPr>
-        <w:t xml:space="preserve">if</w:t>
-      </w:r>
-      <w:r>
-        <w:rPr>
-          <w:rStyle w:val="NormalTok"/>
-        </w:rPr>
-        <w:t xml:space="preserve"> overture_type </w:t>
-      </w:r>
-      <w:r>
-        <w:rPr>
-          <w:rStyle w:val="KeywordTok"/>
-        </w:rPr>
-        <w:t xml:space="preserve">not</w:t>
-      </w:r>
-      <w:r>
-        <w:rPr>
-          <w:rStyle w:val="NormalTok"/>
-        </w:rPr>
-        <w:t xml:space="preserve"> </w:t>
-      </w:r>
-      <w:r>
-        <w:rPr>
-          <w:rStyle w:val="KeywordTok"/>
-        </w:rPr>
-        <w:t xml:space="preserve">in</w:t>
-      </w:r>
-      <w:r>
-        <w:rPr>
-          <w:rStyle w:val="NormalTok"/>
-        </w:rPr>
-        <w:t xml:space="preserve"> THEME_MAP:</w:t>
-      </w:r>
-      <w:r>
-        <w:br/>
-      </w:r>
-      <w:r>
-        <w:rPr>
-          <w:rStyle w:val="NormalTok"/>
-        </w:rPr>
-        <w:t xml:space="preserve">        </w:t>
-      </w:r>
-      <w:r>
-        <w:rPr>
-          <w:rStyle w:val="ControlFlowTok"/>
-        </w:rPr>
-        <w:t xml:space="preserve">raise</w:t>
-      </w:r>
-      <w:r>
-        <w:rPr>
-          <w:rStyle w:val="NormalTok"/>
-        </w:rPr>
-        <w:t xml:space="preserve"> </w:t>
-      </w:r>
-      <w:r>
-        <w:rPr>
-          <w:rStyle w:val="PreprocessorTok"/>
-        </w:rPr>
-        <w:t xml:space="preserve">ValueError</w:t>
-      </w:r>
-      <w:r>
-        <w:rPr>
-          <w:rStyle w:val="NormalTok"/>
-        </w:rPr>
-        <w:t xml:space="preserve">(</w:t>
-      </w:r>
-      <w:r>
-        <w:rPr>
-          <w:rStyle w:val="SpecialStringTok"/>
-        </w:rPr>
-        <w:t xml:space="preserve">f"Valid Overture types are: </w:t>
-      </w:r>
-      <w:r>
-        <w:rPr>
-          <w:rStyle w:val="SpecialCharTok"/>
-        </w:rPr>
-        <w:t xml:space="preserve">{</w:t>
-      </w:r>
-      <w:r>
-        <w:rPr>
-          <w:rStyle w:val="BuiltInTok"/>
-        </w:rPr>
-        <w:t xml:space="preserve">list</w:t>
-      </w:r>
-      <w:r>
-        <w:rPr>
-          <w:rStyle w:val="NormalTok"/>
-        </w:rPr>
-        <w:t xml:space="preserve">(THEME_MAP)</w:t>
-      </w:r>
-      <w:r>
-        <w:rPr>
-          <w:rStyle w:val="SpecialCharTok"/>
-        </w:rPr>
-        <w:t xml:space="preserve">}</w:t>
-      </w:r>
-      <w:r>
-        <w:rPr>
-          <w:rStyle w:val="SpecialStringTok"/>
-        </w:rPr>
-        <w:t xml:space="preserve">"</w:t>
-      </w:r>
-      <w:r>
-        <w:rPr>
-          <w:rStyle w:val="NormalTok"/>
-        </w:rPr>
-        <w:t xml:space="preserve">)</w:t>
-      </w:r>
-      <w:r>
-        <w:br/>
-      </w:r>
-      <w:r>
-        <w:br/>
-      </w:r>
-      <w:r>
-        <w:rPr>
-          <w:rStyle w:val="NormalTok"/>
-        </w:rPr>
-        <w:t xml:space="preserve">    </w:t>
-      </w:r>
-      <w:r>
-        <w:rPr>
-          <w:rStyle w:val="CommentTok"/>
-        </w:rPr>
-        <w:t xml:space="preserve"># Configure S3 connection</w:t>
-      </w:r>
-      <w:r>
-        <w:br/>
-      </w:r>
-      <w:r>
-        <w:rPr>
-          <w:rStyle w:val="NormalTok"/>
-        </w:rPr>
-        <w:t xml:space="preserve">    s3_region </w:t>
+          <w:rStyle w:val="StringTok"/>
+        </w:rPr>
+        <w:t xml:space="preserve">"2024-04-16-beta.0"</w:t>
+      </w:r>
+      <w:r>
+        <w:br/>
+      </w:r>
+      <w:r>
+        <w:rPr>
+          <w:rStyle w:val="NormalTok"/>
+        </w:rPr>
+        <w:t xml:space="preserve">    theme </w:t>
       </w:r>
       <w:r>
         <w:rPr>
@@ -3208,112 +3394,7 @@
         <w:rPr>
           <w:rStyle w:val="NormalTok"/>
         </w:rPr>
-        <w:t xml:space="preserve"> </w:t>
-      </w:r>
-      <w:r>
-        <w:rPr>
-          <w:rStyle w:val="StringTok"/>
-        </w:rPr>
-        <w:t xml:space="preserve">"us-west-2"</w:t>
-      </w:r>
-      <w:r>
-        <w:br/>
-      </w:r>
-      <w:r>
-        <w:rPr>
-          <w:rStyle w:val="NormalTok"/>
-        </w:rPr>
-        <w:t xml:space="preserve">    base_url </w:t>
-      </w:r>
-      <w:r>
-        <w:rPr>
-          <w:rStyle w:val="OperatorTok"/>
-        </w:rPr>
-        <w:t xml:space="preserve">=</w:t>
-      </w:r>
-      <w:r>
-        <w:rPr>
-          <w:rStyle w:val="NormalTok"/>
-        </w:rPr>
-        <w:t xml:space="preserve"> </w:t>
-      </w:r>
-      <w:r>
-        <w:rPr>
-          <w:rStyle w:val="SpecialStringTok"/>
-        </w:rPr>
-        <w:t xml:space="preserve">f"s3://overturemaps-</w:t>
-      </w:r>
-      <w:r>
-        <w:rPr>
-          <w:rStyle w:val="SpecialCharTok"/>
-        </w:rPr>
-        <w:t xml:space="preserve">{</w:t>
-      </w:r>
-      <w:r>
-        <w:rPr>
-          <w:rStyle w:val="NormalTok"/>
-        </w:rPr>
-        <w:t xml:space="preserve">s3_region</w:t>
-      </w:r>
-      <w:r>
-        <w:rPr>
-          <w:rStyle w:val="SpecialCharTok"/>
-        </w:rPr>
-        <w:t xml:space="preserve">}</w:t>
-      </w:r>
-      <w:r>
-        <w:rPr>
-          <w:rStyle w:val="SpecialStringTok"/>
-        </w:rPr>
-        <w:t xml:space="preserve">/release"</w:t>
-      </w:r>
-      <w:r>
-        <w:br/>
-      </w:r>
-      <w:r>
-        <w:rPr>
-          <w:rStyle w:val="NormalTok"/>
-        </w:rPr>
-        <w:t xml:space="preserve">    version </w:t>
-      </w:r>
-      <w:r>
-        <w:rPr>
-          <w:rStyle w:val="OperatorTok"/>
-        </w:rPr>
-        <w:t xml:space="preserve">=</w:t>
-      </w:r>
-      <w:r>
-        <w:rPr>
-          <w:rStyle w:val="NormalTok"/>
-        </w:rPr>
-        <w:t xml:space="preserve"> </w:t>
-      </w:r>
-      <w:r>
-        <w:rPr>
-          <w:rStyle w:val="StringTok"/>
-        </w:rPr>
-        <w:t xml:space="preserve">"2024-04-16-beta.0"</w:t>
-      </w:r>
-      <w:r>
-        <w:br/>
-      </w:r>
-      <w:r>
-        <w:rPr>
-          <w:rStyle w:val="NormalTok"/>
-        </w:rPr>
-        <w:t xml:space="preserve">    theme </w:t>
-      </w:r>
-      <w:r>
-        <w:rPr>
-          <w:rStyle w:val="OperatorTok"/>
-        </w:rPr>
-        <w:t xml:space="preserve">=</w:t>
-      </w:r>
-      <w:r>
-        <w:rPr>
-          <w:rStyle w:val="NormalTok"/>
-        </w:rPr>
-        <w:t xml:space="preserve"> THEME_MAP[overture_type]</w:t>
+        <w:t xml:space="preserve"> map_themes[overture_type]</w:t>
       </w:r>
       <w:r>
         <w:br/>
@@ -4103,16 +4184,16 @@
         <w:rPr>
           <w:rStyle w:val="CommentTok"/>
         </w:rPr>
-        <w:t xml:space="preserve"># Read existing boundary data (example: Albany, NY)</w:t>
-      </w:r>
-      <w:r>
-        <w:br/>
-      </w:r>
-      <w:r>
-        <w:rPr>
-          <w:rStyle w:val="NormalTok"/>
-        </w:rPr>
-        <w:t xml:space="preserve">albany_boundary </w:t>
+        <w:t xml:space="preserve"># Read existing boundary data (example: Salt Lake County, UT)</w:t>
+      </w:r>
+      <w:r>
+        <w:br/>
+      </w:r>
+      <w:r>
+        <w:rPr>
+          <w:rStyle w:val="NormalTok"/>
+        </w:rPr>
+        <w:t xml:space="preserve">slco_boundary </w:t>
       </w:r>
       <w:r>
         <w:rPr>
@@ -4124,88 +4205,274 @@
         <w:rPr>
           <w:rStyle w:val="NormalTok"/>
         </w:rPr>
+        <w:t xml:space="preserve"> sf</w:t>
+      </w:r>
+      <w:r>
+        <w:rPr>
+          <w:rStyle w:val="SpecialCharTok"/>
+        </w:rPr>
+        <w:t xml:space="preserve">::</w:t>
+      </w:r>
+      <w:r>
+        <w:rPr>
+          <w:rStyle w:val="FunctionTok"/>
+        </w:rPr>
+        <w:t xml:space="preserve">read_sf</w:t>
+      </w:r>
+      <w:r>
+        <w:rPr>
+          <w:rStyle w:val="NormalTok"/>
+        </w:rPr>
+        <w:t xml:space="preserve">(</w:t>
+      </w:r>
+      <w:r>
+        <w:br/>
+      </w:r>
+      <w:r>
+        <w:rPr>
+          <w:rStyle w:val="NormalTok"/>
+        </w:rPr>
+        <w:t xml:space="preserve">  </w:t>
+      </w:r>
+      <w:r>
+        <w:rPr>
+          <w:rStyle w:val="StringTok"/>
+        </w:rPr>
+        <w:t xml:space="preserve">"data/SaltLakeCounty_Boundary.geojson"</w:t>
+      </w:r>
+      <w:r>
+        <w:br/>
+      </w:r>
+      <w:r>
+        <w:rPr>
+          <w:rStyle w:val="NormalTok"/>
+        </w:rPr>
+        <w:t xml:space="preserve">) </w:t>
+      </w:r>
+      <w:r>
+        <w:rPr>
+          <w:rStyle w:val="SpecialCharTok"/>
+        </w:rPr>
+        <w:t xml:space="preserve">|&gt;</w:t>
+      </w:r>
+      <w:r>
+        <w:br/>
+      </w:r>
+      <w:r>
+        <w:rPr>
+          <w:rStyle w:val="NormalTok"/>
+        </w:rPr>
+        <w:t xml:space="preserve">  sf</w:t>
+      </w:r>
+      <w:r>
+        <w:rPr>
+          <w:rStyle w:val="SpecialCharTok"/>
+        </w:rPr>
+        <w:t xml:space="preserve">::</w:t>
+      </w:r>
+      <w:r>
+        <w:rPr>
+          <w:rStyle w:val="FunctionTok"/>
+        </w:rPr>
+        <w:t xml:space="preserve">st_transform</w:t>
+      </w:r>
+      <w:r>
+        <w:rPr>
+          <w:rStyle w:val="NormalTok"/>
+        </w:rPr>
+        <w:t xml:space="preserve">(</w:t>
+      </w:r>
+      <w:r>
+        <w:rPr>
+          <w:rStyle w:val="StringTok"/>
+        </w:rPr>
+        <w:t xml:space="preserve">"EPSG:4326"</w:t>
+      </w:r>
+      <w:r>
+        <w:rPr>
+          <w:rStyle w:val="NormalTok"/>
+        </w:rPr>
+        <w:t xml:space="preserve">)</w:t>
+      </w:r>
+      <w:r>
+        <w:br/>
+      </w:r>
+      <w:r>
+        <w:br/>
+      </w:r>
+      <w:r>
+        <w:rPr>
+          <w:rStyle w:val="CommentTok"/>
+        </w:rPr>
+        <w:t xml:space="preserve"># Extract bounding box coordinates (xmin, ymin, xmax, ymax)</w:t>
+      </w:r>
+      <w:r>
+        <w:br/>
+      </w:r>
+      <w:r>
+        <w:rPr>
+          <w:rStyle w:val="NormalTok"/>
+        </w:rPr>
+        <w:t xml:space="preserve">slco_bbox </w:t>
+      </w:r>
+      <w:r>
+        <w:rPr>
+          <w:rStyle w:val="OtherTok"/>
+        </w:rPr>
+        <w:t xml:space="preserve">&lt;-</w:t>
+      </w:r>
+      <w:r>
+        <w:rPr>
+          <w:rStyle w:val="NormalTok"/>
+        </w:rPr>
+        <w:t xml:space="preserve"> slco_boundary </w:t>
+      </w:r>
+      <w:r>
+        <w:rPr>
+          <w:rStyle w:val="SpecialCharTok"/>
+        </w:rPr>
+        <w:t xml:space="preserve">|&gt;</w:t>
+      </w:r>
+      <w:r>
+        <w:br/>
+      </w:r>
+      <w:r>
+        <w:rPr>
+          <w:rStyle w:val="NormalTok"/>
+        </w:rPr>
+        <w:t xml:space="preserve">  sf</w:t>
+      </w:r>
+      <w:r>
+        <w:rPr>
+          <w:rStyle w:val="SpecialCharTok"/>
+        </w:rPr>
+        <w:t xml:space="preserve">::</w:t>
+      </w:r>
+      <w:r>
+        <w:rPr>
+          <w:rStyle w:val="FunctionTok"/>
+        </w:rPr>
+        <w:t xml:space="preserve">st_bbox</w:t>
+      </w:r>
+      <w:r>
+        <w:rPr>
+          <w:rStyle w:val="NormalTok"/>
+        </w:rPr>
+        <w:t xml:space="preserve">() </w:t>
+      </w:r>
+      <w:r>
+        <w:rPr>
+          <w:rStyle w:val="SpecialCharTok"/>
+        </w:rPr>
+        <w:t xml:space="preserve">|&gt;</w:t>
+      </w:r>
+      <w:r>
+        <w:br/>
+      </w:r>
+      <w:r>
+        <w:rPr>
+          <w:rStyle w:val="NormalTok"/>
+        </w:rPr>
+        <w:t xml:space="preserve">  </w:t>
+      </w:r>
+      <w:r>
+        <w:rPr>
+          <w:rStyle w:val="FunctionTok"/>
+        </w:rPr>
+        <w:t xml:space="preserve">as.vector</w:t>
+      </w:r>
+      <w:r>
+        <w:rPr>
+          <w:rStyle w:val="NormalTok"/>
+        </w:rPr>
+        <w:t xml:space="preserve">()</w:t>
+      </w:r>
+      <w:r>
+        <w:br/>
+      </w:r>
+      <w:r>
+        <w:br/>
+      </w:r>
+      <w:r>
+        <w:rPr>
+          <w:rStyle w:val="FunctionTok"/>
+        </w:rPr>
+        <w:t xml:space="preserve">print</w:t>
+      </w:r>
+      <w:r>
+        <w:rPr>
+          <w:rStyle w:val="NormalTok"/>
+        </w:rPr>
+        <w:t xml:space="preserve">(slco_bbox)</w:t>
+      </w:r>
+    </w:p>
+    <w:p>
+      <w:pPr>
+        <w:pStyle w:val="SourceCode"/>
+      </w:pPr>
+      <w:r>
+        <w:rPr>
+          <w:rStyle w:val="VerbatimChar"/>
+        </w:rPr>
+        <w:t xml:space="preserve">[1] -112.26017   40.41417 -111.55320   40.92187</w:t>
+      </w:r>
+    </w:p>
+    <w:p>
+      <w:pPr>
+        <w:pStyle w:val="Heading4"/>
+      </w:pPr>
+      <w:r>
         <w:t xml:space="preserve"> </w:t>
       </w:r>
       <w:r>
-        <w:rPr>
-          <w:rStyle w:val="FunctionTok"/>
-        </w:rPr>
-        <w:t xml:space="preserve">read_sf</w:t>
-      </w:r>
-      <w:r>
-        <w:rPr>
-          <w:rStyle w:val="NormalTok"/>
-        </w:rPr>
-        <w:t xml:space="preserve">(</w:t>
-      </w:r>
-      <w:r>
-        <w:rPr>
-          <w:rStyle w:val="FunctionTok"/>
-        </w:rPr>
-        <w:t xml:space="preserve">file.path</w:t>
-      </w:r>
-      <w:r>
-        <w:rPr>
-          <w:rStyle w:val="NormalTok"/>
-        </w:rPr>
-        <w:t xml:space="preserve">(wd, project), </w:t>
-      </w:r>
-      <w:r>
-        <w:rPr>
-          <w:rStyle w:val="AttributeTok"/>
-        </w:rPr>
-        <w:t xml:space="preserve">layer =</w:t>
-      </w:r>
-      <w:r>
-        <w:rPr>
-          <w:rStyle w:val="NormalTok"/>
-        </w:rPr>
-        <w:t xml:space="preserve"> </w:t>
-      </w:r>
-      <w:r>
-        <w:rPr>
-          <w:rStyle w:val="StringTok"/>
-        </w:rPr>
-        <w:t xml:space="preserve">"City_of_Albany"</w:t>
-      </w:r>
-      <w:r>
-        <w:rPr>
-          <w:rStyle w:val="NormalTok"/>
-        </w:rPr>
-        <w:t xml:space="preserve">) </w:t>
-      </w:r>
-      <w:r>
-        <w:rPr>
-          <w:rStyle w:val="SpecialCharTok"/>
-        </w:rPr>
-        <w:t xml:space="preserve">|&gt;</w:t>
-      </w:r>
-      <w:r>
-        <w:br/>
-      </w:r>
-      <w:r>
-        <w:rPr>
-          <w:rStyle w:val="NormalTok"/>
-        </w:rPr>
-        <w:t xml:space="preserve">  </w:t>
-      </w:r>
-      <w:r>
-        <w:rPr>
-          <w:rStyle w:val="FunctionTok"/>
-        </w:rPr>
-        <w:t xml:space="preserve">st_transform</w:t>
-      </w:r>
-      <w:r>
-        <w:rPr>
-          <w:rStyle w:val="NormalTok"/>
-        </w:rPr>
-        <w:t xml:space="preserve">(</w:t>
-      </w:r>
-      <w:r>
-        <w:rPr>
-          <w:rStyle w:val="DecValTok"/>
-        </w:rPr>
-        <w:t xml:space="preserve">4326</w:t>
+        <w:t xml:space="preserve">Python</w:t>
+      </w:r>
+    </w:p>
+    <w:p>
+      <w:pPr>
+        <w:pStyle w:val="SourceCode"/>
+      </w:pPr>
+      <w:r>
+        <w:rPr>
+          <w:rStyle w:val="CommentTok"/>
+        </w:rPr>
+        <w:t xml:space="preserve"># Read existing boundary data (example: Salt Lake County, UT)</w:t>
+      </w:r>
+      <w:r>
+        <w:br/>
+      </w:r>
+      <w:r>
+        <w:rPr>
+          <w:rStyle w:val="NormalTok"/>
+        </w:rPr>
+        <w:t xml:space="preserve">slco_boundary </w:t>
+      </w:r>
+      <w:r>
+        <w:rPr>
+          <w:rStyle w:val="OperatorTok"/>
+        </w:rPr>
+        <w:t xml:space="preserve">=</w:t>
+      </w:r>
+      <w:r>
+        <w:rPr>
+          <w:rStyle w:val="NormalTok"/>
+        </w:rPr>
+        <w:t xml:space="preserve"> (</w:t>
+      </w:r>
+      <w:r>
+        <w:br/>
+      </w:r>
+      <w:r>
+        <w:rPr>
+          <w:rStyle w:val="NormalTok"/>
+        </w:rPr>
+        <w:t xml:space="preserve">    gpd.read_file(</w:t>
+      </w:r>
+      <w:r>
+        <w:rPr>
+          <w:rStyle w:val="StringTok"/>
+        </w:rPr>
+        <w:t xml:space="preserve">"data/SaltLakeCounty_Boundary.geojson"</w:t>
       </w:r>
       <w:r>
         <w:rPr>
@@ -4217,6 +4484,36 @@
         <w:br/>
       </w:r>
       <w:r>
+        <w:rPr>
+          <w:rStyle w:val="NormalTok"/>
+        </w:rPr>
+        <w:t xml:space="preserve">    .to_crs(</w:t>
+      </w:r>
+      <w:r>
+        <w:rPr>
+          <w:rStyle w:val="StringTok"/>
+        </w:rPr>
+        <w:t xml:space="preserve">"EPSG:4326"</w:t>
+      </w:r>
+      <w:r>
+        <w:rPr>
+          <w:rStyle w:val="NormalTok"/>
+        </w:rPr>
+        <w:t xml:space="preserve">)</w:t>
+      </w:r>
+      <w:r>
+        <w:br/>
+      </w:r>
+      <w:r>
+        <w:rPr>
+          <w:rStyle w:val="NormalTok"/>
+        </w:rPr>
+        <w:t xml:space="preserve">)</w:t>
+      </w:r>
+      <w:r>
+        <w:br/>
+      </w:r>
+      <w:r>
         <w:br/>
       </w:r>
       <w:r>
@@ -4232,83 +4529,29 @@
         <w:rPr>
           <w:rStyle w:val="NormalTok"/>
         </w:rPr>
-        <w:t xml:space="preserve">albany_bbox </w:t>
-      </w:r>
-      <w:r>
-        <w:rPr>
-          <w:rStyle w:val="OtherTok"/>
-        </w:rPr>
-        <w:t xml:space="preserve">&lt;-</w:t>
-      </w:r>
-      <w:r>
-        <w:rPr>
-          <w:rStyle w:val="NormalTok"/>
-        </w:rPr>
-        <w:t xml:space="preserve"> albany_boundary </w:t>
-      </w:r>
-      <w:r>
-        <w:rPr>
-          <w:rStyle w:val="SpecialCharTok"/>
-        </w:rPr>
-        <w:t xml:space="preserve">|&gt;</w:t>
-      </w:r>
-      <w:r>
-        <w:br/>
-      </w:r>
-      <w:r>
-        <w:rPr>
-          <w:rStyle w:val="NormalTok"/>
-        </w:rPr>
-        <w:t xml:space="preserve">  </w:t>
-      </w:r>
-      <w:r>
-        <w:rPr>
-          <w:rStyle w:val="FunctionTok"/>
-        </w:rPr>
-        <w:t xml:space="preserve">st_bbox</w:t>
-      </w:r>
-      <w:r>
-        <w:rPr>
-          <w:rStyle w:val="NormalTok"/>
-        </w:rPr>
-        <w:t xml:space="preserve">() </w:t>
-      </w:r>
-      <w:r>
-        <w:rPr>
-          <w:rStyle w:val="SpecialCharTok"/>
-        </w:rPr>
-        <w:t xml:space="preserve">|&gt;</w:t>
-      </w:r>
-      <w:r>
-        <w:br/>
-      </w:r>
-      <w:r>
-        <w:rPr>
-          <w:rStyle w:val="NormalTok"/>
-        </w:rPr>
-        <w:t xml:space="preserve">  </w:t>
-      </w:r>
-      <w:r>
-        <w:rPr>
-          <w:rStyle w:val="FunctionTok"/>
-        </w:rPr>
-        <w:t xml:space="preserve">as.vector</w:t>
-      </w:r>
-      <w:r>
-        <w:rPr>
-          <w:rStyle w:val="NormalTok"/>
-        </w:rPr>
-        <w:t xml:space="preserve">()</w:t>
-      </w:r>
-      <w:r>
-        <w:br/>
-      </w:r>
-      <w:r>
-        <w:br/>
-      </w:r>
-      <w:r>
-        <w:rPr>
-          <w:rStyle w:val="FunctionTok"/>
+        <w:t xml:space="preserve">slco_bbox </w:t>
+      </w:r>
+      <w:r>
+        <w:rPr>
+          <w:rStyle w:val="OperatorTok"/>
+        </w:rPr>
+        <w:t xml:space="preserve">=</w:t>
+      </w:r>
+      <w:r>
+        <w:rPr>
+          <w:rStyle w:val="NormalTok"/>
+        </w:rPr>
+        <w:t xml:space="preserve"> slco_boundary.total_bounds</w:t>
+      </w:r>
+      <w:r>
+        <w:br/>
+      </w:r>
+      <w:r>
+        <w:br/>
+      </w:r>
+      <w:r>
+        <w:rPr>
+          <w:rStyle w:val="BuiltInTok"/>
         </w:rPr>
         <w:t xml:space="preserve">print</w:t>
       </w:r>
@@ -4316,18 +4559,7 @@
         <w:rPr>
           <w:rStyle w:val="NormalTok"/>
         </w:rPr>
-        <w:t xml:space="preserve">(albany_bbox)</w:t>
-      </w:r>
-    </w:p>
-    <w:p>
-      <w:pPr>
-        <w:pStyle w:val="Heading4"/>
-      </w:pPr>
-      <w:r>
-        <w:t xml:space="preserve"> </w:t>
-      </w:r>
-      <w:r>
-        <w:t xml:space="preserve">Python</w:t>
+        <w:t xml:space="preserve">(slco_bbox)</w:t>
       </w:r>
     </w:p>
     <w:p>
@@ -4336,129 +4568,9 @@
       </w:pPr>
       <w:r>
         <w:rPr>
-          <w:rStyle w:val="CommentTok"/>
-        </w:rPr>
-        <w:t xml:space="preserve"># Define study area bounding box manually</w:t>
-      </w:r>
-      <w:r>
-        <w:br/>
-      </w:r>
-      <w:r>
-        <w:rPr>
-          <w:rStyle w:val="CommentTok"/>
-        </w:rPr>
-        <w:t xml:space="preserve"># Manhattan example (xmin, ymin, xmax, ymax) in EPSG:4326</w:t>
-      </w:r>
-      <w:r>
-        <w:br/>
-      </w:r>
-      <w:r>
-        <w:rPr>
-          <w:rStyle w:val="NormalTok"/>
-        </w:rPr>
-        <w:t xml:space="preserve">bbox_example </w:t>
-      </w:r>
-      <w:r>
-        <w:rPr>
-          <w:rStyle w:val="OperatorTok"/>
-        </w:rPr>
-        <w:t xml:space="preserve">=</w:t>
-      </w:r>
-      <w:r>
-        <w:rPr>
-          <w:rStyle w:val="NormalTok"/>
-        </w:rPr>
-        <w:t xml:space="preserve"> (</w:t>
-      </w:r>
-      <w:r>
-        <w:rPr>
-          <w:rStyle w:val="OperatorTok"/>
-        </w:rPr>
-        <w:t xml:space="preserve">-</w:t>
-      </w:r>
-      <w:r>
-        <w:rPr>
-          <w:rStyle w:val="FloatTok"/>
-        </w:rPr>
-        <w:t xml:space="preserve">74.02169</w:t>
-      </w:r>
-      <w:r>
-        <w:rPr>
-          <w:rStyle w:val="NormalTok"/>
-        </w:rPr>
-        <w:t xml:space="preserve">, </w:t>
-      </w:r>
-      <w:r>
-        <w:rPr>
-          <w:rStyle w:val="FloatTok"/>
-        </w:rPr>
-        <w:t xml:space="preserve">40.696423</w:t>
-      </w:r>
-      <w:r>
-        <w:rPr>
-          <w:rStyle w:val="NormalTok"/>
-        </w:rPr>
-        <w:t xml:space="preserve">, </w:t>
-      </w:r>
-      <w:r>
-        <w:rPr>
-          <w:rStyle w:val="OperatorTok"/>
-        </w:rPr>
-        <w:t xml:space="preserve">-</w:t>
-      </w:r>
-      <w:r>
-        <w:rPr>
-          <w:rStyle w:val="FloatTok"/>
-        </w:rPr>
-        <w:t xml:space="preserve">73.891338</w:t>
-      </w:r>
-      <w:r>
-        <w:rPr>
-          <w:rStyle w:val="NormalTok"/>
-        </w:rPr>
-        <w:t xml:space="preserve">, </w:t>
-      </w:r>
-      <w:r>
-        <w:rPr>
-          <w:rStyle w:val="FloatTok"/>
-        </w:rPr>
-        <w:t xml:space="preserve">40.831263</w:t>
-      </w:r>
-      <w:r>
-        <w:rPr>
-          <w:rStyle w:val="NormalTok"/>
-        </w:rPr>
-        <w:t xml:space="preserve">)</w:t>
-      </w:r>
-      <w:r>
-        <w:br/>
-      </w:r>
-      <w:r>
-        <w:br/>
-      </w:r>
-      <w:r>
-        <w:rPr>
-          <w:rStyle w:val="CommentTok"/>
-        </w:rPr>
-        <w:t xml:space="preserve"># Alternative: extract from existing boundary data</w:t>
-      </w:r>
-      <w:r>
-        <w:br/>
-      </w:r>
-      <w:r>
-        <w:rPr>
-          <w:rStyle w:val="CommentTok"/>
-        </w:rPr>
-        <w:t xml:space="preserve"># boundary_gdf = gpd.read_file("your_boundary.shp")</w:t>
-      </w:r>
-      <w:r>
-        <w:br/>
-      </w:r>
-      <w:r>
-        <w:rPr>
-          <w:rStyle w:val="CommentTok"/>
-        </w:rPr>
-        <w:t xml:space="preserve"># bbox_example = boundary_gdf.total_bounds</w:t>
+          <w:rStyle w:val="VerbatimChar"/>
+        </w:rPr>
+        <w:t xml:space="preserve">[-112.26016909   40.41417467 -111.55319996   40.92186613]</w:t>
       </w:r>
     </w:p>
     <w:bookmarkEnd w:id="25"/>
@@ -4498,22 +4610,73 @@
         <w:rPr>
           <w:rStyle w:val="CommentTok"/>
         </w:rPr>
-        <w:t xml:space="preserve"># Download places data for Albany</w:t>
-      </w:r>
-      <w:r>
-        <w:br/>
+        <w:t xml:space="preserve"># Download places data for Salt Lake County</w:t>
+      </w:r>
+      <w:r>
+        <w:br/>
+      </w:r>
+      <w:r>
+        <w:rPr>
+          <w:rStyle w:val="ControlFlowTok"/>
+        </w:rPr>
+        <w:t xml:space="preserve">if</w:t>
+      </w:r>
+      <w:r>
+        <w:rPr>
+          <w:rStyle w:val="NormalTok"/>
+        </w:rPr>
+        <w:t xml:space="preserve"> (</w:t>
+      </w:r>
+      <w:r>
+        <w:rPr>
+          <w:rStyle w:val="SpecialCharTok"/>
+        </w:rPr>
+        <w:t xml:space="preserve">!</w:t>
       </w:r>
       <w:r>
         <w:rPr>
           <w:rStyle w:val="FunctionTok"/>
         </w:rPr>
+        <w:t xml:space="preserve">file.exists</w:t>
+      </w:r>
+      <w:r>
+        <w:rPr>
+          <w:rStyle w:val="NormalTok"/>
+        </w:rPr>
+        <w:t xml:space="preserve">(</w:t>
+      </w:r>
+      <w:r>
+        <w:rPr>
+          <w:rStyle w:val="StringTok"/>
+        </w:rPr>
+        <w:t xml:space="preserve">"output/slco_places_r.parquet"</w:t>
+      </w:r>
+      <w:r>
+        <w:rPr>
+          <w:rStyle w:val="NormalTok"/>
+        </w:rPr>
+        <w:t xml:space="preserve">)) {</w:t>
+      </w:r>
+      <w:r>
+        <w:br/>
+      </w:r>
+      <w:r>
+        <w:rPr>
+          <w:rStyle w:val="NormalTok"/>
+        </w:rPr>
+        <w:t xml:space="preserve">  </w:t>
+      </w:r>
+      <w:r>
+        <w:rPr>
+          <w:rStyle w:val="FunctionTok"/>
+        </w:rPr>
         <w:t xml:space="preserve">overture_data</w:t>
       </w:r>
       <w:r>
         <w:rPr>
           <w:rStyle w:val="NormalTok"/>
         </w:rPr>
-        <w:t xml:space="preserve">(albany_bbox, </w:t>
+        <w:t xml:space="preserve">(slco_bbox, </w:t>
       </w:r>
       <w:r>
         <w:rPr>
@@ -4531,7 +4694,7 @@
         <w:rPr>
           <w:rStyle w:val="StringTok"/>
         </w:rPr>
-        <w:t xml:space="preserve">"albany_places_subset.parquet"</w:t>
+        <w:t xml:space="preserve">"output/slco_places_r.parquet"</w:t>
       </w:r>
       <w:r>
         <w:rPr>
@@ -4543,34 +4706,86 @@
         <w:br/>
       </w:r>
       <w:r>
-        <w:br/>
-      </w:r>
+        <w:rPr>
+          <w:rStyle w:val="NormalTok"/>
+        </w:rPr>
+        <w:t xml:space="preserve">}</w:t>
+      </w:r>
+    </w:p>
+    <w:p>
+      <w:pPr>
+        <w:pStyle w:val="Heading4"/>
+      </w:pPr>
+      <w:r>
+        <w:t xml:space="preserve"> </w:t>
+      </w:r>
+      <w:r>
+        <w:t xml:space="preserve">Python</w:t>
+      </w:r>
+    </w:p>
+    <w:p>
+      <w:pPr>
+        <w:pStyle w:val="SourceCode"/>
+      </w:pPr>
       <w:r>
         <w:rPr>
           <w:rStyle w:val="CommentTok"/>
         </w:rPr>
-        <w:t xml:space="preserve"># Download buildings data</w:t>
-      </w:r>
-      <w:r>
-        <w:br/>
-      </w:r>
-      <w:r>
-        <w:rPr>
-          <w:rStyle w:val="FunctionTok"/>
-        </w:rPr>
-        <w:t xml:space="preserve">overture_data</w:t>
-      </w:r>
-      <w:r>
-        <w:rPr>
-          <w:rStyle w:val="NormalTok"/>
-        </w:rPr>
-        <w:t xml:space="preserve">(albany_bbox, </w:t>
-      </w:r>
-      <w:r>
-        <w:rPr>
-          <w:rStyle w:val="StringTok"/>
-        </w:rPr>
-        <w:t xml:space="preserve">"building"</w:t>
+        <w:t xml:space="preserve"># Download places data for Salt Lake County</w:t>
+      </w:r>
+      <w:r>
+        <w:br/>
+      </w:r>
+      <w:r>
+        <w:rPr>
+          <w:rStyle w:val="ControlFlowTok"/>
+        </w:rPr>
+        <w:t xml:space="preserve">if</w:t>
+      </w:r>
+      <w:r>
+        <w:rPr>
+          <w:rStyle w:val="NormalTok"/>
+        </w:rPr>
+        <w:t xml:space="preserve"> </w:t>
+      </w:r>
+      <w:r>
+        <w:rPr>
+          <w:rStyle w:val="KeywordTok"/>
+        </w:rPr>
+        <w:t xml:space="preserve">not</w:t>
+      </w:r>
+      <w:r>
+        <w:rPr>
+          <w:rStyle w:val="NormalTok"/>
+        </w:rPr>
+        <w:t xml:space="preserve"> os.path.exists(</w:t>
+      </w:r>
+      <w:r>
+        <w:rPr>
+          <w:rStyle w:val="StringTok"/>
+        </w:rPr>
+        <w:t xml:space="preserve">"output/slco_places_py.parquet"</w:t>
+      </w:r>
+      <w:r>
+        <w:rPr>
+          <w:rStyle w:val="NormalTok"/>
+        </w:rPr>
+        <w:t xml:space="preserve">):</w:t>
+      </w:r>
+      <w:r>
+        <w:br/>
+      </w:r>
+      <w:r>
+        <w:rPr>
+          <w:rStyle w:val="NormalTok"/>
+        </w:rPr>
+        <w:t xml:space="preserve">    overture_data(slco_bbox, </w:t>
+      </w:r>
+      <w:r>
+        <w:rPr>
+          <w:rStyle w:val="StringTok"/>
+        </w:rPr>
+        <w:t xml:space="preserve">"place"</w:t>
       </w:r>
       <w:r>
         <w:rPr>
@@ -4582,203 +4797,7 @@
         <w:rPr>
           <w:rStyle w:val="StringTok"/>
         </w:rPr>
-        <w:t xml:space="preserve">"albany_buildings_subset.parquet"</w:t>
-      </w:r>
-      <w:r>
-        <w:rPr>
-          <w:rStyle w:val="NormalTok"/>
-        </w:rPr>
-        <w:t xml:space="preserve">)</w:t>
-      </w:r>
-      <w:r>
-        <w:br/>
-      </w:r>
-      <w:r>
-        <w:br/>
-      </w:r>
-      <w:r>
-        <w:rPr>
-          <w:rStyle w:val="CommentTok"/>
-        </w:rPr>
-        <w:t xml:space="preserve"># Download transportation segments</w:t>
-      </w:r>
-      <w:r>
-        <w:br/>
-      </w:r>
-      <w:r>
-        <w:rPr>
-          <w:rStyle w:val="FunctionTok"/>
-        </w:rPr>
-        <w:t xml:space="preserve">overture_data</w:t>
-      </w:r>
-      <w:r>
-        <w:rPr>
-          <w:rStyle w:val="NormalTok"/>
-        </w:rPr>
-        <w:t xml:space="preserve">(albany_bbox, </w:t>
-      </w:r>
-      <w:r>
-        <w:rPr>
-          <w:rStyle w:val="StringTok"/>
-        </w:rPr>
-        <w:t xml:space="preserve">"segment"</w:t>
-      </w:r>
-      <w:r>
-        <w:rPr>
-          <w:rStyle w:val="NormalTok"/>
-        </w:rPr>
-        <w:t xml:space="preserve">, </w:t>
-      </w:r>
-      <w:r>
-        <w:rPr>
-          <w:rStyle w:val="StringTok"/>
-        </w:rPr>
-        <w:t xml:space="preserve">"albany_roads_subset.parquet"</w:t>
-      </w:r>
-      <w:r>
-        <w:rPr>
-          <w:rStyle w:val="NormalTok"/>
-        </w:rPr>
-        <w:t xml:space="preserve">)</w:t>
-      </w:r>
-    </w:p>
-    <w:p>
-      <w:pPr>
-        <w:pStyle w:val="Heading4"/>
-      </w:pPr>
-      <w:r>
-        <w:t xml:space="preserve"> </w:t>
-      </w:r>
-      <w:r>
-        <w:t xml:space="preserve">Python</w:t>
-      </w:r>
-    </w:p>
-    <w:p>
-      <w:pPr>
-        <w:pStyle w:val="SourceCode"/>
-      </w:pPr>
-      <w:r>
-        <w:rPr>
-          <w:rStyle w:val="CommentTok"/>
-        </w:rPr>
-        <w:t xml:space="preserve"># Download buildings data for Manhattan</w:t>
-      </w:r>
-      <w:r>
-        <w:br/>
-      </w:r>
-      <w:r>
-        <w:rPr>
-          <w:rStyle w:val="NormalTok"/>
-        </w:rPr>
-        <w:t xml:space="preserve">overture_data(bbox_example, </w:t>
-      </w:r>
-      <w:r>
-        <w:rPr>
-          <w:rStyle w:val="StringTok"/>
-        </w:rPr>
-        <w:t xml:space="preserve">"building"</w:t>
-      </w:r>
-      <w:r>
-        <w:rPr>
-          <w:rStyle w:val="NormalTok"/>
-        </w:rPr>
-        <w:t xml:space="preserve">, </w:t>
-      </w:r>
-      <w:r>
-        <w:rPr>
-          <w:rStyle w:val="StringTok"/>
-        </w:rPr>
-        <w:t xml:space="preserve">"nyc_buildings_subset.parquet"</w:t>
-      </w:r>
-      <w:r>
-        <w:rPr>
-          <w:rStyle w:val="NormalTok"/>
-        </w:rPr>
-        <w:t xml:space="preserve">)</w:t>
-      </w:r>
-      <w:r>
-        <w:br/>
-      </w:r>
-      <w:r>
-        <w:br/>
-      </w:r>
-      <w:r>
-        <w:rPr>
-          <w:rStyle w:val="CommentTok"/>
-        </w:rPr>
-        <w:t xml:space="preserve"># Download places data</w:t>
-      </w:r>
-      <w:r>
-        <w:br/>
-      </w:r>
-      <w:r>
-        <w:rPr>
-          <w:rStyle w:val="NormalTok"/>
-        </w:rPr>
-        <w:t xml:space="preserve">overture_data(bbox_example, </w:t>
-      </w:r>
-      <w:r>
-        <w:rPr>
-          <w:rStyle w:val="StringTok"/>
-        </w:rPr>
-        <w:t xml:space="preserve">"place"</w:t>
-      </w:r>
-      <w:r>
-        <w:rPr>
-          <w:rStyle w:val="NormalTok"/>
-        </w:rPr>
-        <w:t xml:space="preserve">, </w:t>
-      </w:r>
-      <w:r>
-        <w:rPr>
-          <w:rStyle w:val="StringTok"/>
-        </w:rPr>
-        <w:t xml:space="preserve">"nyc_places_subset.parquet"</w:t>
-      </w:r>
-      <w:r>
-        <w:rPr>
-          <w:rStyle w:val="NormalTok"/>
-        </w:rPr>
-        <w:t xml:space="preserve">)</w:t>
-      </w:r>
-      <w:r>
-        <w:br/>
-      </w:r>
-      <w:r>
-        <w:br/>
-      </w:r>
-      <w:r>
-        <w:rPr>
-          <w:rStyle w:val="CommentTok"/>
-        </w:rPr>
-        <w:t xml:space="preserve"># Download transportation network</w:t>
-      </w:r>
-      <w:r>
-        <w:br/>
-      </w:r>
-      <w:r>
-        <w:rPr>
-          <w:rStyle w:val="NormalTok"/>
-        </w:rPr>
-        <w:t xml:space="preserve">overture_data(bbox_example, </w:t>
-      </w:r>
-      <w:r>
-        <w:rPr>
-          <w:rStyle w:val="StringTok"/>
-        </w:rPr>
-        <w:t xml:space="preserve">"segment"</w:t>
-      </w:r>
-      <w:r>
-        <w:rPr>
-          <w:rStyle w:val="NormalTok"/>
-        </w:rPr>
-        <w:t xml:space="preserve">, </w:t>
-      </w:r>
-      <w:r>
-        <w:rPr>
-          <w:rStyle w:val="StringTok"/>
-        </w:rPr>
-        <w:t xml:space="preserve">"nyc_roads_subset.parquet"</w:t>
+        <w:t xml:space="preserve">"output/slco_places_py.parquet"</w:t>
       </w:r>
       <w:r>
         <w:rPr>
@@ -4833,7 +4852,7 @@
         <w:rPr>
           <w:rStyle w:val="NormalTok"/>
         </w:rPr>
-        <w:t xml:space="preserve">albany_places </w:t>
+        <w:t xml:space="preserve">slco_places </w:t>
       </w:r>
       <w:r>
         <w:rPr>
@@ -4845,13 +4864,229 @@
         <w:rPr>
           <w:rStyle w:val="NormalTok"/>
         </w:rPr>
+        <w:t xml:space="preserve"> arrow</w:t>
+      </w:r>
+      <w:r>
+        <w:rPr>
+          <w:rStyle w:val="SpecialCharTok"/>
+        </w:rPr>
+        <w:t xml:space="preserve">::</w:t>
+      </w:r>
+      <w:r>
+        <w:rPr>
+          <w:rStyle w:val="FunctionTok"/>
+        </w:rPr>
+        <w:t xml:space="preserve">read_parquet</w:t>
+      </w:r>
+      <w:r>
+        <w:rPr>
+          <w:rStyle w:val="NormalTok"/>
+        </w:rPr>
+        <w:t xml:space="preserve">(</w:t>
+      </w:r>
+      <w:r>
+        <w:rPr>
+          <w:rStyle w:val="StringTok"/>
+        </w:rPr>
+        <w:t xml:space="preserve">"output/slco_places_r.parquet"</w:t>
+      </w:r>
+      <w:r>
+        <w:rPr>
+          <w:rStyle w:val="NormalTok"/>
+        </w:rPr>
+        <w:t xml:space="preserve">)</w:t>
+      </w:r>
+      <w:r>
+        <w:br/>
+      </w:r>
+      <w:r>
+        <w:br/>
+      </w:r>
+      <w:r>
+        <w:rPr>
+          <w:rStyle w:val="CommentTok"/>
+        </w:rPr>
+        <w:t xml:space="preserve"># Convert to sf object for spatial operations</w:t>
+      </w:r>
+      <w:r>
+        <w:br/>
+      </w:r>
+      <w:r>
+        <w:rPr>
+          <w:rStyle w:val="NormalTok"/>
+        </w:rPr>
+        <w:t xml:space="preserve">slco_places_sf </w:t>
+      </w:r>
+      <w:r>
+        <w:rPr>
+          <w:rStyle w:val="OtherTok"/>
+        </w:rPr>
+        <w:t xml:space="preserve">&lt;-</w:t>
+      </w:r>
+      <w:r>
+        <w:rPr>
+          <w:rStyle w:val="NormalTok"/>
+        </w:rPr>
+        <w:t xml:space="preserve"> sf</w:t>
+      </w:r>
+      <w:r>
+        <w:rPr>
+          <w:rStyle w:val="SpecialCharTok"/>
+        </w:rPr>
+        <w:t xml:space="preserve">::</w:t>
+      </w:r>
+      <w:r>
+        <w:rPr>
+          <w:rStyle w:val="FunctionTok"/>
+        </w:rPr>
+        <w:t xml:space="preserve">st_as_sf</w:t>
+      </w:r>
+      <w:r>
+        <w:rPr>
+          <w:rStyle w:val="NormalTok"/>
+        </w:rPr>
+        <w:t xml:space="preserve">(</w:t>
+      </w:r>
+      <w:r>
+        <w:br/>
+      </w:r>
+      <w:r>
+        <w:rPr>
+          <w:rStyle w:val="NormalTok"/>
+        </w:rPr>
+        <w:t xml:space="preserve">  slco_places </w:t>
+      </w:r>
+      <w:r>
+        <w:rPr>
+          <w:rStyle w:val="SpecialCharTok"/>
+        </w:rPr>
+        <w:t xml:space="preserve">|&gt;</w:t>
+      </w:r>
+      <w:r>
+        <w:rPr>
+          <w:rStyle w:val="NormalTok"/>
+        </w:rPr>
+        <w:t xml:space="preserve"> dplyr</w:t>
+      </w:r>
+      <w:r>
+        <w:rPr>
+          <w:rStyle w:val="SpecialCharTok"/>
+        </w:rPr>
+        <w:t xml:space="preserve">::</w:t>
+      </w:r>
+      <w:r>
+        <w:rPr>
+          <w:rStyle w:val="FunctionTok"/>
+        </w:rPr>
+        <w:t xml:space="preserve">select</w:t>
+      </w:r>
+      <w:r>
+        <w:rPr>
+          <w:rStyle w:val="NormalTok"/>
+        </w:rPr>
+        <w:t xml:space="preserve">(</w:t>
+      </w:r>
+      <w:r>
+        <w:rPr>
+          <w:rStyle w:val="SpecialCharTok"/>
+        </w:rPr>
+        <w:t xml:space="preserve">-</w:t>
+      </w:r>
+      <w:r>
+        <w:rPr>
+          <w:rStyle w:val="NormalTok"/>
+        </w:rPr>
+        <w:t xml:space="preserve">sources),</w:t>
+      </w:r>
+      <w:r>
+        <w:br/>
+      </w:r>
+      <w:r>
+        <w:rPr>
+          <w:rStyle w:val="NormalTok"/>
+        </w:rPr>
+        <w:t xml:space="preserve">  </w:t>
+      </w:r>
+      <w:r>
+        <w:rPr>
+          <w:rStyle w:val="AttributeTok"/>
+        </w:rPr>
+        <w:t xml:space="preserve">geometry =</w:t>
+      </w:r>
+      <w:r>
+        <w:rPr>
+          <w:rStyle w:val="NormalTok"/>
+        </w:rPr>
+        <w:t xml:space="preserve"> slco_places</w:t>
+      </w:r>
+      <w:r>
+        <w:rPr>
+          <w:rStyle w:val="SpecialCharTok"/>
+        </w:rPr>
+        <w:t xml:space="preserve">$</w:t>
+      </w:r>
+      <w:r>
+        <w:rPr>
+          <w:rStyle w:val="NormalTok"/>
+        </w:rPr>
+        <w:t xml:space="preserve">geometry,</w:t>
+      </w:r>
+      <w:r>
+        <w:br/>
+      </w:r>
+      <w:r>
+        <w:rPr>
+          <w:rStyle w:val="NormalTok"/>
+        </w:rPr>
+        <w:t xml:space="preserve">  </w:t>
+      </w:r>
+      <w:r>
+        <w:rPr>
+          <w:rStyle w:val="AttributeTok"/>
+        </w:rPr>
+        <w:t xml:space="preserve">crs =</w:t>
+      </w:r>
+      <w:r>
+        <w:rPr>
+          <w:rStyle w:val="NormalTok"/>
+        </w:rPr>
         <w:t xml:space="preserve"> </w:t>
       </w:r>
       <w:r>
         <w:rPr>
+          <w:rStyle w:val="StringTok"/>
+        </w:rPr>
+        <w:t xml:space="preserve">"EPSG:4326"</w:t>
+      </w:r>
+      <w:r>
+        <w:br/>
+      </w:r>
+      <w:r>
+        <w:rPr>
+          <w:rStyle w:val="NormalTok"/>
+        </w:rPr>
+        <w:t xml:space="preserve">)</w:t>
+      </w:r>
+      <w:r>
+        <w:br/>
+      </w:r>
+      <w:r>
+        <w:br/>
+      </w:r>
+      <w:r>
+        <w:rPr>
+          <w:rStyle w:val="CommentTok"/>
+        </w:rPr>
+        <w:t xml:space="preserve"># Basic data exploration</w:t>
+      </w:r>
+      <w:r>
+        <w:br/>
+      </w:r>
+      <w:r>
+        <w:rPr>
           <w:rStyle w:val="FunctionTok"/>
         </w:rPr>
-        <w:t xml:space="preserve">read_parquet</w:t>
+        <w:t xml:space="preserve">print</w:t>
       </w:r>
       <w:r>
         <w:rPr>
@@ -4861,9 +5096,178 @@
       </w:r>
       <w:r>
         <w:rPr>
-          <w:rStyle w:val="StringTok"/>
-        </w:rPr>
-        <w:t xml:space="preserve">"albany_places_subset.parquet"</w:t>
+          <w:rStyle w:val="FunctionTok"/>
+        </w:rPr>
+        <w:t xml:space="preserve">paste</w:t>
+      </w:r>
+      <w:r>
+        <w:rPr>
+          <w:rStyle w:val="NormalTok"/>
+        </w:rPr>
+        <w:t xml:space="preserve">(</w:t>
+      </w:r>
+      <w:r>
+        <w:rPr>
+          <w:rStyle w:val="StringTok"/>
+        </w:rPr>
+        <w:t xml:space="preserve">"Downloaded"</w:t>
+      </w:r>
+      <w:r>
+        <w:rPr>
+          <w:rStyle w:val="NormalTok"/>
+        </w:rPr>
+        <w:t xml:space="preserve">, </w:t>
+      </w:r>
+      <w:r>
+        <w:rPr>
+          <w:rStyle w:val="FunctionTok"/>
+        </w:rPr>
+        <w:t xml:space="preserve">nrow</w:t>
+      </w:r>
+      <w:r>
+        <w:rPr>
+          <w:rStyle w:val="NormalTok"/>
+        </w:rPr>
+        <w:t xml:space="preserve">(slco_places_sf), </w:t>
+      </w:r>
+      <w:r>
+        <w:rPr>
+          <w:rStyle w:val="StringTok"/>
+        </w:rPr>
+        <w:t xml:space="preserve">"places"</w:t>
+      </w:r>
+      <w:r>
+        <w:rPr>
+          <w:rStyle w:val="NormalTok"/>
+        </w:rPr>
+        <w:t xml:space="preserve">))</w:t>
+      </w:r>
+    </w:p>
+    <w:p>
+      <w:pPr>
+        <w:pStyle w:val="SourceCode"/>
+      </w:pPr>
+      <w:r>
+        <w:rPr>
+          <w:rStyle w:val="VerbatimChar"/>
+        </w:rPr>
+        <w:t xml:space="preserve">[1] "Downloaded 44355 places"</w:t>
+      </w:r>
+    </w:p>
+    <w:p>
+      <w:pPr>
+        <w:pStyle w:val="SourceCode"/>
+      </w:pPr>
+      <w:r>
+        <w:rPr>
+          <w:rStyle w:val="FunctionTok"/>
+        </w:rPr>
+        <w:t xml:space="preserve">print</w:t>
+      </w:r>
+      <w:r>
+        <w:rPr>
+          <w:rStyle w:val="NormalTok"/>
+        </w:rPr>
+        <w:t xml:space="preserve">(</w:t>
+      </w:r>
+      <w:r>
+        <w:rPr>
+          <w:rStyle w:val="FunctionTok"/>
+        </w:rPr>
+        <w:t xml:space="preserve">colnames</w:t>
+      </w:r>
+      <w:r>
+        <w:rPr>
+          <w:rStyle w:val="NormalTok"/>
+        </w:rPr>
+        <w:t xml:space="preserve">(slco_places_sf))</w:t>
+      </w:r>
+    </w:p>
+    <w:p>
+      <w:pPr>
+        <w:pStyle w:val="SourceCode"/>
+      </w:pPr>
+      <w:r>
+        <w:rPr>
+          <w:rStyle w:val="VerbatimChar"/>
+        </w:rPr>
+        <w:t xml:space="preserve"> [1] "id"          "geometry"    "bbox"        "version"     "update_time"</w:t>
+      </w:r>
+      <w:r>
+        <w:br/>
+      </w:r>
+      <w:r>
+        <w:rPr>
+          <w:rStyle w:val="VerbatimChar"/>
+        </w:rPr>
+        <w:t xml:space="preserve"> [6] "names"       "categories"  "confidence"  "websites"    "socials"    </w:t>
+      </w:r>
+      <w:r>
+        <w:br/>
+      </w:r>
+      <w:r>
+        <w:rPr>
+          <w:rStyle w:val="VerbatimChar"/>
+        </w:rPr>
+        <w:t xml:space="preserve">[11] "emails"      "phones"      "brand"       "addresses"   "filename"   </w:t>
+      </w:r>
+      <w:r>
+        <w:br/>
+      </w:r>
+      <w:r>
+        <w:rPr>
+          <w:rStyle w:val="VerbatimChar"/>
+        </w:rPr>
+        <w:t xml:space="preserve">[16] "theme"       "type"       </w:t>
+      </w:r>
+    </w:p>
+    <w:p>
+      <w:pPr>
+        <w:pStyle w:val="Heading4"/>
+      </w:pPr>
+      <w:r>
+        <w:t xml:space="preserve"> </w:t>
+      </w:r>
+      <w:r>
+        <w:t xml:space="preserve">Python</w:t>
+      </w:r>
+    </w:p>
+    <w:p>
+      <w:pPr>
+        <w:pStyle w:val="SourceCode"/>
+      </w:pPr>
+      <w:r>
+        <w:rPr>
+          <w:rStyle w:val="CommentTok"/>
+        </w:rPr>
+        <w:t xml:space="preserve"># Read the downloaded data</w:t>
+      </w:r>
+      <w:r>
+        <w:br/>
+      </w:r>
+      <w:r>
+        <w:rPr>
+          <w:rStyle w:val="NormalTok"/>
+        </w:rPr>
+        <w:t xml:space="preserve">slco_places </w:t>
+      </w:r>
+      <w:r>
+        <w:rPr>
+          <w:rStyle w:val="OperatorTok"/>
+        </w:rPr>
+        <w:t xml:space="preserve">=</w:t>
+      </w:r>
+      <w:r>
+        <w:rPr>
+          <w:rStyle w:val="NormalTok"/>
+        </w:rPr>
+        <w:t xml:space="preserve"> pd.read_parquet(</w:t>
+      </w:r>
+      <w:r>
+        <w:rPr>
+          <w:rStyle w:val="StringTok"/>
+        </w:rPr>
+        <w:t xml:space="preserve">"output/slco_places_py.parquet"</w:t>
       </w:r>
       <w:r>
         <w:rPr>
@@ -4881,34 +5285,145 @@
         <w:rPr>
           <w:rStyle w:val="CommentTok"/>
         </w:rPr>
-        <w:t xml:space="preserve"># Convert to sf object for spatial operations</w:t>
-      </w:r>
-      <w:r>
-        <w:br/>
-      </w:r>
-      <w:r>
-        <w:rPr>
-          <w:rStyle w:val="NormalTok"/>
-        </w:rPr>
-        <w:t xml:space="preserve">albany_places_sf </w:t>
-      </w:r>
-      <w:r>
-        <w:rPr>
-          <w:rStyle w:val="OtherTok"/>
-        </w:rPr>
-        <w:t xml:space="preserve">&lt;-</w:t>
-      </w:r>
-      <w:r>
-        <w:rPr>
-          <w:rStyle w:val="NormalTok"/>
-        </w:rPr>
-        <w:t xml:space="preserve"> </w:t>
-      </w:r>
-      <w:r>
-        <w:rPr>
-          <w:rStyle w:val="FunctionTok"/>
-        </w:rPr>
-        <w:t xml:space="preserve">st_as_sf</w:t>
+        <w:t xml:space="preserve"># Convert to GeoDataFrame</w:t>
+      </w:r>
+      <w:r>
+        <w:br/>
+      </w:r>
+      <w:r>
+        <w:rPr>
+          <w:rStyle w:val="NormalTok"/>
+        </w:rPr>
+        <w:t xml:space="preserve">slco_places_gdf </w:t>
+      </w:r>
+      <w:r>
+        <w:rPr>
+          <w:rStyle w:val="OperatorTok"/>
+        </w:rPr>
+        <w:t xml:space="preserve">=</w:t>
+      </w:r>
+      <w:r>
+        <w:rPr>
+          <w:rStyle w:val="NormalTok"/>
+        </w:rPr>
+        <w:t xml:space="preserve"> gpd.GeoDataFrame(</w:t>
+      </w:r>
+      <w:r>
+        <w:br/>
+      </w:r>
+      <w:r>
+        <w:rPr>
+          <w:rStyle w:val="NormalTok"/>
+        </w:rPr>
+        <w:t xml:space="preserve">    slco_places.drop(columns</w:t>
+      </w:r>
+      <w:r>
+        <w:rPr>
+          <w:rStyle w:val="OperatorTok"/>
+        </w:rPr>
+        <w:t xml:space="preserve">=</w:t>
+      </w:r>
+      <w:r>
+        <w:rPr>
+          <w:rStyle w:val="StringTok"/>
+        </w:rPr>
+        <w:t xml:space="preserve">"geometry"</w:t>
+      </w:r>
+      <w:r>
+        <w:rPr>
+          <w:rStyle w:val="NormalTok"/>
+        </w:rPr>
+        <w:t xml:space="preserve">),</w:t>
+      </w:r>
+      <w:r>
+        <w:br/>
+      </w:r>
+      <w:r>
+        <w:rPr>
+          <w:rStyle w:val="NormalTok"/>
+        </w:rPr>
+        <w:t xml:space="preserve">    geometry</w:t>
+      </w:r>
+      <w:r>
+        <w:rPr>
+          <w:rStyle w:val="OperatorTok"/>
+        </w:rPr>
+        <w:t xml:space="preserve">=</w:t>
+      </w:r>
+      <w:r>
+        <w:rPr>
+          <w:rStyle w:val="NormalTok"/>
+        </w:rPr>
+        <w:t xml:space="preserve">shapely.wkb.loads(slco_places[</w:t>
+      </w:r>
+      <w:r>
+        <w:rPr>
+          <w:rStyle w:val="StringTok"/>
+        </w:rPr>
+        <w:t xml:space="preserve">"geometry"</w:t>
+      </w:r>
+      <w:r>
+        <w:rPr>
+          <w:rStyle w:val="NormalTok"/>
+        </w:rPr>
+        <w:t xml:space="preserve">]),</w:t>
+      </w:r>
+      <w:r>
+        <w:br/>
+      </w:r>
+      <w:r>
+        <w:rPr>
+          <w:rStyle w:val="NormalTok"/>
+        </w:rPr>
+        <w:t xml:space="preserve">    crs</w:t>
+      </w:r>
+      <w:r>
+        <w:rPr>
+          <w:rStyle w:val="OperatorTok"/>
+        </w:rPr>
+        <w:t xml:space="preserve">=</w:t>
+      </w:r>
+      <w:r>
+        <w:rPr>
+          <w:rStyle w:val="DecValTok"/>
+        </w:rPr>
+        <w:t xml:space="preserve">4326</w:t>
+      </w:r>
+      <w:r>
+        <w:rPr>
+          <w:rStyle w:val="NormalTok"/>
+        </w:rPr>
+        <w:t xml:space="preserve">,</w:t>
+      </w:r>
+      <w:r>
+        <w:br/>
+      </w:r>
+      <w:r>
+        <w:rPr>
+          <w:rStyle w:val="NormalTok"/>
+        </w:rPr>
+        <w:t xml:space="preserve">)</w:t>
+      </w:r>
+      <w:r>
+        <w:br/>
+      </w:r>
+      <w:r>
+        <w:br/>
+      </w:r>
+      <w:r>
+        <w:rPr>
+          <w:rStyle w:val="CommentTok"/>
+        </w:rPr>
+        <w:t xml:space="preserve"># Basic exploration</w:t>
+      </w:r>
+      <w:r>
+        <w:br/>
+      </w:r>
+      <w:r>
+        <w:rPr>
+          <w:rStyle w:val="BuiltInTok"/>
+        </w:rPr>
+        <w:t xml:space="preserve">print</w:t>
       </w:r>
       <w:r>
         <w:rPr>
@@ -4917,112 +5432,40 @@
         <w:t xml:space="preserve">(</w:t>
       </w:r>
       <w:r>
-        <w:br/>
-      </w:r>
-      <w:r>
-        <w:rPr>
-          <w:rStyle w:val="NormalTok"/>
-        </w:rPr>
-        <w:t xml:space="preserve">  albany_places </w:t>
+        <w:rPr>
+          <w:rStyle w:val="SpecialStringTok"/>
+        </w:rPr>
+        <w:t xml:space="preserve">f"Downloaded </w:t>
       </w:r>
       <w:r>
         <w:rPr>
           <w:rStyle w:val="SpecialCharTok"/>
         </w:rPr>
-        <w:t xml:space="preserve">|&gt;</w:t>
-      </w:r>
-      <w:r>
-        <w:rPr>
-          <w:rStyle w:val="NormalTok"/>
-        </w:rPr>
-        <w:t xml:space="preserve"> </w:t>
-      </w:r>
-      <w:r>
-        <w:rPr>
-          <w:rStyle w:val="FunctionTok"/>
-        </w:rPr>
-        <w:t xml:space="preserve">select</w:t>
-      </w:r>
-      <w:r>
-        <w:rPr>
-          <w:rStyle w:val="NormalTok"/>
-        </w:rPr>
-        <w:t xml:space="preserve">(</w:t>
+        <w:t xml:space="preserve">{</w:t>
+      </w:r>
+      <w:r>
+        <w:rPr>
+          <w:rStyle w:val="BuiltInTok"/>
+        </w:rPr>
+        <w:t xml:space="preserve">len</w:t>
+      </w:r>
+      <w:r>
+        <w:rPr>
+          <w:rStyle w:val="NormalTok"/>
+        </w:rPr>
+        <w:t xml:space="preserve">(slco_places_gdf)</w:t>
       </w:r>
       <w:r>
         <w:rPr>
           <w:rStyle w:val="SpecialCharTok"/>
         </w:rPr>
-        <w:t xml:space="preserve">-</w:t>
-      </w:r>
-      <w:r>
-        <w:rPr>
-          <w:rStyle w:val="NormalTok"/>
-        </w:rPr>
-        <w:t xml:space="preserve">sources),</w:t>
-      </w:r>
-      <w:r>
-        <w:br/>
-      </w:r>
-      <w:r>
-        <w:rPr>
-          <w:rStyle w:val="NormalTok"/>
-        </w:rPr>
-        <w:t xml:space="preserve">  </w:t>
-      </w:r>
-      <w:r>
-        <w:rPr>
-          <w:rStyle w:val="AttributeTok"/>
-        </w:rPr>
-        <w:t xml:space="preserve">geometry =</w:t>
-      </w:r>
-      <w:r>
-        <w:rPr>
-          <w:rStyle w:val="NormalTok"/>
-        </w:rPr>
-        <w:t xml:space="preserve"> albany_places</w:t>
-      </w:r>
-      <w:r>
-        <w:rPr>
-          <w:rStyle w:val="SpecialCharTok"/>
-        </w:rPr>
-        <w:t xml:space="preserve">$</w:t>
-      </w:r>
-      <w:r>
-        <w:rPr>
-          <w:rStyle w:val="NormalTok"/>
-        </w:rPr>
-        <w:t xml:space="preserve">geometry,</w:t>
-      </w:r>
-      <w:r>
-        <w:br/>
-      </w:r>
-      <w:r>
-        <w:rPr>
-          <w:rStyle w:val="NormalTok"/>
-        </w:rPr>
-        <w:t xml:space="preserve">  </w:t>
-      </w:r>
-      <w:r>
-        <w:rPr>
-          <w:rStyle w:val="AttributeTok"/>
-        </w:rPr>
-        <w:t xml:space="preserve">crs =</w:t>
-      </w:r>
-      <w:r>
-        <w:rPr>
-          <w:rStyle w:val="NormalTok"/>
-        </w:rPr>
-        <w:t xml:space="preserve"> </w:t>
-      </w:r>
-      <w:r>
-        <w:rPr>
-          <w:rStyle w:val="DecValTok"/>
-        </w:rPr>
-        <w:t xml:space="preserve">4326</w:t>
-      </w:r>
-      <w:r>
-        <w:br/>
+        <w:t xml:space="preserve">}</w:t>
+      </w:r>
+      <w:r>
+        <w:rPr>
+          <w:rStyle w:val="SpecialStringTok"/>
+        </w:rPr>
+        <w:t xml:space="preserve"> places"</w:t>
       </w:r>
       <w:r>
         <w:rPr>
@@ -5030,24 +5473,25 @@
         </w:rPr>
         <w:t xml:space="preserve">)</w:t>
       </w:r>
-      <w:r>
-        <w:br/>
-      </w:r>
-      <w:r>
-        <w:br/>
-      </w:r>
-      <w:r>
-        <w:rPr>
-          <w:rStyle w:val="CommentTok"/>
-        </w:rPr>
-        <w:t xml:space="preserve"># Basic data exploration</w:t>
-      </w:r>
-      <w:r>
-        <w:br/>
-      </w:r>
-      <w:r>
-        <w:rPr>
-          <w:rStyle w:val="FunctionTok"/>
+    </w:p>
+    <w:p>
+      <w:pPr>
+        <w:pStyle w:val="SourceCode"/>
+      </w:pPr>
+      <w:r>
+        <w:rPr>
+          <w:rStyle w:val="VerbatimChar"/>
+        </w:rPr>
+        <w:t xml:space="preserve">Downloaded 44355 places</w:t>
+      </w:r>
+    </w:p>
+    <w:p>
+      <w:pPr>
+        <w:pStyle w:val="SourceCode"/>
+      </w:pPr>
+      <w:r>
+        <w:rPr>
+          <w:rStyle w:val="BuiltInTok"/>
         </w:rPr>
         <w:t xml:space="preserve">print</w:t>
       </w:r>
@@ -5055,93 +5499,7 @@
         <w:rPr>
           <w:rStyle w:val="NormalTok"/>
         </w:rPr>
-        <w:t xml:space="preserve">(</w:t>
-      </w:r>
-      <w:r>
-        <w:rPr>
-          <w:rStyle w:val="FunctionTok"/>
-        </w:rPr>
-        <w:t xml:space="preserve">paste</w:t>
-      </w:r>
-      <w:r>
-        <w:rPr>
-          <w:rStyle w:val="NormalTok"/>
-        </w:rPr>
-        <w:t xml:space="preserve">(</w:t>
-      </w:r>
-      <w:r>
-        <w:rPr>
-          <w:rStyle w:val="StringTok"/>
-        </w:rPr>
-        <w:t xml:space="preserve">"Downloaded"</w:t>
-      </w:r>
-      <w:r>
-        <w:rPr>
-          <w:rStyle w:val="NormalTok"/>
-        </w:rPr>
-        <w:t xml:space="preserve">, </w:t>
-      </w:r>
-      <w:r>
-        <w:rPr>
-          <w:rStyle w:val="FunctionTok"/>
-        </w:rPr>
-        <w:t xml:space="preserve">nrow</w:t>
-      </w:r>
-      <w:r>
-        <w:rPr>
-          <w:rStyle w:val="NormalTok"/>
-        </w:rPr>
-        <w:t xml:space="preserve">(albany_places_sf), </w:t>
-      </w:r>
-      <w:r>
-        <w:rPr>
-          <w:rStyle w:val="StringTok"/>
-        </w:rPr>
-        <w:t xml:space="preserve">"places"</w:t>
-      </w:r>
-      <w:r>
-        <w:rPr>
-          <w:rStyle w:val="NormalTok"/>
-        </w:rPr>
-        <w:t xml:space="preserve">))</w:t>
-      </w:r>
-      <w:r>
-        <w:br/>
-      </w:r>
-      <w:r>
-        <w:rPr>
-          <w:rStyle w:val="FunctionTok"/>
-        </w:rPr>
-        <w:t xml:space="preserve">print</w:t>
-      </w:r>
-      <w:r>
-        <w:rPr>
-          <w:rStyle w:val="NormalTok"/>
-        </w:rPr>
-        <w:t xml:space="preserve">(</w:t>
-      </w:r>
-      <w:r>
-        <w:rPr>
-          <w:rStyle w:val="FunctionTok"/>
-        </w:rPr>
-        <w:t xml:space="preserve">colnames</w:t>
-      </w:r>
-      <w:r>
-        <w:rPr>
-          <w:rStyle w:val="NormalTok"/>
-        </w:rPr>
-        <w:t xml:space="preserve">(albany_places_sf))</w:t>
-      </w:r>
-    </w:p>
-    <w:p>
-      <w:pPr>
-        <w:pStyle w:val="Heading4"/>
-      </w:pPr>
-      <w:r>
-        <w:t xml:space="preserve"> </w:t>
-      </w:r>
-      <w:r>
-        <w:t xml:space="preserve">Python</w:t>
+        <w:t xml:space="preserve">(slco_places_gdf.columns.tolist())</w:t>
       </w:r>
     </w:p>
     <w:p>
@@ -5150,255 +5508,9 @@
       </w:pPr>
       <w:r>
         <w:rPr>
-          <w:rStyle w:val="CommentTok"/>
-        </w:rPr>
-        <w:t xml:space="preserve"># Read the downloaded data</w:t>
-      </w:r>
-      <w:r>
-        <w:br/>
-      </w:r>
-      <w:r>
-        <w:rPr>
-          <w:rStyle w:val="NormalTok"/>
-        </w:rPr>
-        <w:t xml:space="preserve">manhattan </w:t>
-      </w:r>
-      <w:r>
-        <w:rPr>
-          <w:rStyle w:val="OperatorTok"/>
-        </w:rPr>
-        <w:t xml:space="preserve">=</w:t>
-      </w:r>
-      <w:r>
-        <w:rPr>
-          <w:rStyle w:val="NormalTok"/>
-        </w:rPr>
-        <w:t xml:space="preserve"> pd.read_parquet(</w:t>
-      </w:r>
-      <w:r>
-        <w:rPr>
-          <w:rStyle w:val="StringTok"/>
-        </w:rPr>
-        <w:t xml:space="preserve">"nyc_buildings_subset.parquet"</w:t>
-      </w:r>
-      <w:r>
-        <w:rPr>
-          <w:rStyle w:val="NormalTok"/>
-        </w:rPr>
-        <w:t xml:space="preserve">)</w:t>
-      </w:r>
-      <w:r>
-        <w:br/>
-      </w:r>
-      <w:r>
-        <w:br/>
-      </w:r>
-      <w:r>
-        <w:rPr>
-          <w:rStyle w:val="CommentTok"/>
-        </w:rPr>
-        <w:t xml:space="preserve"># Convert to GeoDataFrame</w:t>
-      </w:r>
-      <w:r>
-        <w:br/>
-      </w:r>
-      <w:r>
-        <w:rPr>
-          <w:rStyle w:val="NormalTok"/>
-        </w:rPr>
-        <w:t xml:space="preserve">manhattan_gdf </w:t>
-      </w:r>
-      <w:r>
-        <w:rPr>
-          <w:rStyle w:val="OperatorTok"/>
-        </w:rPr>
-        <w:t xml:space="preserve">=</w:t>
-      </w:r>
-      <w:r>
-        <w:rPr>
-          <w:rStyle w:val="NormalTok"/>
-        </w:rPr>
-        <w:t xml:space="preserve"> gpd.GeoDataFrame(</w:t>
-      </w:r>
-      <w:r>
-        <w:br/>
-      </w:r>
-      <w:r>
-        <w:rPr>
-          <w:rStyle w:val="NormalTok"/>
-        </w:rPr>
-        <w:t xml:space="preserve">    manhattan.drop(columns</w:t>
-      </w:r>
-      <w:r>
-        <w:rPr>
-          <w:rStyle w:val="OperatorTok"/>
-        </w:rPr>
-        <w:t xml:space="preserve">=</w:t>
-      </w:r>
-      <w:r>
-        <w:rPr>
-          <w:rStyle w:val="StringTok"/>
-        </w:rPr>
-        <w:t xml:space="preserve">"geometry"</w:t>
-      </w:r>
-      <w:r>
-        <w:rPr>
-          <w:rStyle w:val="NormalTok"/>
-        </w:rPr>
-        <w:t xml:space="preserve">),</w:t>
-      </w:r>
-      <w:r>
-        <w:br/>
-      </w:r>
-      <w:r>
-        <w:rPr>
-          <w:rStyle w:val="NormalTok"/>
-        </w:rPr>
-        <w:t xml:space="preserve">    geometry</w:t>
-      </w:r>
-      <w:r>
-        <w:rPr>
-          <w:rStyle w:val="OperatorTok"/>
-        </w:rPr>
-        <w:t xml:space="preserve">=</w:t>
-      </w:r>
-      <w:r>
-        <w:rPr>
-          <w:rStyle w:val="NormalTok"/>
-        </w:rPr>
-        <w:t xml:space="preserve">shapely.wkb.loads(manhattan[</w:t>
-      </w:r>
-      <w:r>
-        <w:rPr>
-          <w:rStyle w:val="StringTok"/>
-        </w:rPr>
-        <w:t xml:space="preserve">"geometry"</w:t>
-      </w:r>
-      <w:r>
-        <w:rPr>
-          <w:rStyle w:val="NormalTok"/>
-        </w:rPr>
-        <w:t xml:space="preserve">]),</w:t>
-      </w:r>
-      <w:r>
-        <w:br/>
-      </w:r>
-      <w:r>
-        <w:rPr>
-          <w:rStyle w:val="NormalTok"/>
-        </w:rPr>
-        <w:t xml:space="preserve">    crs</w:t>
-      </w:r>
-      <w:r>
-        <w:rPr>
-          <w:rStyle w:val="OperatorTok"/>
-        </w:rPr>
-        <w:t xml:space="preserve">=</w:t>
-      </w:r>
-      <w:r>
-        <w:rPr>
-          <w:rStyle w:val="DecValTok"/>
-        </w:rPr>
-        <w:t xml:space="preserve">4326</w:t>
-      </w:r>
-      <w:r>
-        <w:rPr>
-          <w:rStyle w:val="NormalTok"/>
-        </w:rPr>
-        <w:t xml:space="preserve">,</w:t>
-      </w:r>
-      <w:r>
-        <w:br/>
-      </w:r>
-      <w:r>
-        <w:rPr>
-          <w:rStyle w:val="NormalTok"/>
-        </w:rPr>
-        <w:t xml:space="preserve">)</w:t>
-      </w:r>
-      <w:r>
-        <w:br/>
-      </w:r>
-      <w:r>
-        <w:br/>
-      </w:r>
-      <w:r>
-        <w:rPr>
-          <w:rStyle w:val="CommentTok"/>
-        </w:rPr>
-        <w:t xml:space="preserve"># Basic exploration</w:t>
-      </w:r>
-      <w:r>
-        <w:br/>
-      </w:r>
-      <w:r>
-        <w:rPr>
-          <w:rStyle w:val="BuiltInTok"/>
-        </w:rPr>
-        <w:t xml:space="preserve">print</w:t>
-      </w:r>
-      <w:r>
-        <w:rPr>
-          <w:rStyle w:val="NormalTok"/>
-        </w:rPr>
-        <w:t xml:space="preserve">(</w:t>
-      </w:r>
-      <w:r>
-        <w:rPr>
-          <w:rStyle w:val="SpecialStringTok"/>
-        </w:rPr>
-        <w:t xml:space="preserve">f"Downloaded </w:t>
-      </w:r>
-      <w:r>
-        <w:rPr>
-          <w:rStyle w:val="SpecialCharTok"/>
-        </w:rPr>
-        <w:t xml:space="preserve">{</w:t>
-      </w:r>
-      <w:r>
-        <w:rPr>
-          <w:rStyle w:val="BuiltInTok"/>
-        </w:rPr>
-        <w:t xml:space="preserve">len</w:t>
-      </w:r>
-      <w:r>
-        <w:rPr>
-          <w:rStyle w:val="NormalTok"/>
-        </w:rPr>
-        <w:t xml:space="preserve">(manhattan_gdf)</w:t>
-      </w:r>
-      <w:r>
-        <w:rPr>
-          <w:rStyle w:val="SpecialCharTok"/>
-        </w:rPr>
-        <w:t xml:space="preserve">}</w:t>
-      </w:r>
-      <w:r>
-        <w:rPr>
-          <w:rStyle w:val="SpecialStringTok"/>
-        </w:rPr>
-        <w:t xml:space="preserve"> buildings"</w:t>
-      </w:r>
-      <w:r>
-        <w:rPr>
-          <w:rStyle w:val="NormalTok"/>
-        </w:rPr>
-        <w:t xml:space="preserve">)</w:t>
-      </w:r>
-      <w:r>
-        <w:br/>
-      </w:r>
-      <w:r>
-        <w:rPr>
-          <w:rStyle w:val="BuiltInTok"/>
-        </w:rPr>
-        <w:t xml:space="preserve">print</w:t>
-      </w:r>
-      <w:r>
-        <w:rPr>
-          <w:rStyle w:val="NormalTok"/>
-        </w:rPr>
-        <w:t xml:space="preserve">(manhattan_gdf.columns.tolist())</w:t>
+          <w:rStyle w:val="VerbatimChar"/>
+        </w:rPr>
+        <w:t xml:space="preserve">['id', 'version', 'update_time', 'sources', 'confidence', 'websites', 'socials', 'emails', 'phones', 'addresses', 'filename', 'theme', 'type', 'bbox.xmin', 'bbox.xmax', 'bbox.ymin', 'bbox.ymax', 'names.primary', 'names.common', 'names.rules', 'categories.main', 'categories.alternate', 'brand.wikidata', 'brand.names.primary', 'brand.names.common', 'brand.names.rules', 'geometry']</w:t>
       </w:r>
     </w:p>
     <w:bookmarkEnd w:id="27"/>
@@ -5438,16 +5550,46 @@
         <w:rPr>
           <w:rStyle w:val="CommentTok"/>
         </w:rPr>
-        <w:t xml:space="preserve"># Interactive map using tmap (equivalent to folium)</w:t>
-      </w:r>
-      <w:r>
-        <w:br/>
-      </w:r>
-      <w:r>
-        <w:rPr>
-          <w:rStyle w:val="NormalTok"/>
-        </w:rPr>
-        <w:t xml:space="preserve">albany_places_sf </w:t>
+        <w:t xml:space="preserve"># Simple quick visualization using tmap</w:t>
+      </w:r>
+      <w:r>
+        <w:br/>
+      </w:r>
+      <w:r>
+        <w:rPr>
+          <w:rStyle w:val="FunctionTok"/>
+        </w:rPr>
+        <w:t xml:space="preserve">set.seed</w:t>
+      </w:r>
+      <w:r>
+        <w:rPr>
+          <w:rStyle w:val="NormalTok"/>
+        </w:rPr>
+        <w:t xml:space="preserve">(</w:t>
+      </w:r>
+      <w:r>
+        <w:rPr>
+          <w:rStyle w:val="DecValTok"/>
+        </w:rPr>
+        <w:t xml:space="preserve">123</w:t>
+      </w:r>
+      <w:r>
+        <w:rPr>
+          <w:rStyle w:val="NormalTok"/>
+        </w:rPr>
+        <w:t xml:space="preserve">)</w:t>
+      </w:r>
+      <w:r>
+        <w:br/>
+      </w:r>
+      <w:r>
+        <w:br/>
+      </w:r>
+      <w:r>
+        <w:rPr>
+          <w:rStyle w:val="NormalTok"/>
+        </w:rPr>
+        <w:t xml:space="preserve">slco_places_sf </w:t>
       </w:r>
       <w:r>
         <w:rPr>
@@ -5462,115 +5604,479 @@
         <w:rPr>
           <w:rStyle w:val="NormalTok"/>
         </w:rPr>
-        <w:t xml:space="preserve">  </w:t>
+        <w:t xml:space="preserve">  dplyr</w:t>
+      </w:r>
+      <w:r>
+        <w:rPr>
+          <w:rStyle w:val="SpecialCharTok"/>
+        </w:rPr>
+        <w:t xml:space="preserve">::</w:t>
       </w:r>
       <w:r>
         <w:rPr>
           <w:rStyle w:val="FunctionTok"/>
         </w:rPr>
+        <w:t xml:space="preserve">sample_n</w:t>
+      </w:r>
+      <w:r>
+        <w:rPr>
+          <w:rStyle w:val="NormalTok"/>
+        </w:rPr>
+        <w:t xml:space="preserve">(</w:t>
+      </w:r>
+      <w:r>
+        <w:rPr>
+          <w:rStyle w:val="DecValTok"/>
+        </w:rPr>
+        <w:t xml:space="preserve">1000</w:t>
+      </w:r>
+      <w:r>
+        <w:rPr>
+          <w:rStyle w:val="NormalTok"/>
+        </w:rPr>
+        <w:t xml:space="preserve">) </w:t>
+      </w:r>
+      <w:r>
+        <w:rPr>
+          <w:rStyle w:val="SpecialCharTok"/>
+        </w:rPr>
+        <w:t xml:space="preserve">|&gt;</w:t>
+      </w:r>
+      <w:r>
+        <w:rPr>
+          <w:rStyle w:val="NormalTok"/>
+        </w:rPr>
+        <w:t xml:space="preserve"> </w:t>
+      </w:r>
+      <w:r>
+        <w:br/>
+      </w:r>
+      <w:r>
+        <w:rPr>
+          <w:rStyle w:val="NormalTok"/>
+        </w:rPr>
+        <w:t xml:space="preserve">  tidyr</w:t>
+      </w:r>
+      <w:r>
+        <w:rPr>
+          <w:rStyle w:val="SpecialCharTok"/>
+        </w:rPr>
+        <w:t xml:space="preserve">::</w:t>
+      </w:r>
+      <w:r>
+        <w:rPr>
+          <w:rStyle w:val="FunctionTok"/>
+        </w:rPr>
+        <w:t xml:space="preserve">unnest</w:t>
+      </w:r>
+      <w:r>
+        <w:rPr>
+          <w:rStyle w:val="NormalTok"/>
+        </w:rPr>
+        <w:t xml:space="preserve">(</w:t>
+      </w:r>
+      <w:r>
+        <w:rPr>
+          <w:rStyle w:val="AttributeTok"/>
+        </w:rPr>
+        <w:t xml:space="preserve">cols =</w:t>
+      </w:r>
+      <w:r>
+        <w:rPr>
+          <w:rStyle w:val="NormalTok"/>
+        </w:rPr>
+        <w:t xml:space="preserve"> </w:t>
+      </w:r>
+      <w:r>
+        <w:rPr>
+          <w:rStyle w:val="FunctionTok"/>
+        </w:rPr>
+        <w:t xml:space="preserve">c</w:t>
+      </w:r>
+      <w:r>
+        <w:rPr>
+          <w:rStyle w:val="NormalTok"/>
+        </w:rPr>
+        <w:t xml:space="preserve">(</w:t>
+      </w:r>
+      <w:r>
+        <w:rPr>
+          <w:rStyle w:val="StringTok"/>
+        </w:rPr>
+        <w:t xml:space="preserve">"names"</w:t>
+      </w:r>
+      <w:r>
+        <w:rPr>
+          <w:rStyle w:val="NormalTok"/>
+        </w:rPr>
+        <w:t xml:space="preserve">, </w:t>
+      </w:r>
+      <w:r>
+        <w:rPr>
+          <w:rStyle w:val="StringTok"/>
+        </w:rPr>
+        <w:t xml:space="preserve">"categories"</w:t>
+      </w:r>
+      <w:r>
+        <w:rPr>
+          <w:rStyle w:val="NormalTok"/>
+        </w:rPr>
+        <w:t xml:space="preserve">)) </w:t>
+      </w:r>
+      <w:r>
+        <w:rPr>
+          <w:rStyle w:val="SpecialCharTok"/>
+        </w:rPr>
+        <w:t xml:space="preserve">|&gt;</w:t>
+      </w:r>
+      <w:r>
+        <w:rPr>
+          <w:rStyle w:val="NormalTok"/>
+        </w:rPr>
+        <w:t xml:space="preserve"> </w:t>
+      </w:r>
+      <w:r>
+        <w:br/>
+      </w:r>
+      <w:r>
+        <w:rPr>
+          <w:rStyle w:val="NormalTok"/>
+        </w:rPr>
+        <w:t xml:space="preserve">  dplyr</w:t>
+      </w:r>
+      <w:r>
+        <w:rPr>
+          <w:rStyle w:val="SpecialCharTok"/>
+        </w:rPr>
+        <w:t xml:space="preserve">::</w:t>
+      </w:r>
+      <w:r>
+        <w:rPr>
+          <w:rStyle w:val="FunctionTok"/>
+        </w:rPr>
         <w:t xml:space="preserve">select</w:t>
       </w:r>
       <w:r>
         <w:rPr>
           <w:rStyle w:val="NormalTok"/>
         </w:rPr>
-        <w:t xml:space="preserve">(names</w:t>
+        <w:t xml:space="preserve">(</w:t>
+      </w:r>
+      <w:r>
+        <w:br/>
+      </w:r>
+      <w:r>
+        <w:rPr>
+          <w:rStyle w:val="NormalTok"/>
+        </w:rPr>
+        <w:t xml:space="preserve">    </w:t>
+      </w:r>
+      <w:r>
+        <w:rPr>
+          <w:rStyle w:val="AttributeTok"/>
+        </w:rPr>
+        <w:t xml:space="preserve">names_primary =</w:t>
+      </w:r>
+      <w:r>
+        <w:rPr>
+          <w:rStyle w:val="NormalTok"/>
+        </w:rPr>
+        <w:t xml:space="preserve"> </w:t>
+      </w:r>
+      <w:r>
+        <w:rPr>
+          <w:rStyle w:val="StringTok"/>
+        </w:rPr>
+        <w:t xml:space="preserve">"primary"</w:t>
+      </w:r>
+      <w:r>
+        <w:rPr>
+          <w:rStyle w:val="NormalTok"/>
+        </w:rPr>
+        <w:t xml:space="preserve">, </w:t>
+      </w:r>
+      <w:r>
+        <w:br/>
+      </w:r>
+      <w:r>
+        <w:rPr>
+          <w:rStyle w:val="NormalTok"/>
+        </w:rPr>
+        <w:t xml:space="preserve">    </w:t>
+      </w:r>
+      <w:r>
+        <w:rPr>
+          <w:rStyle w:val="AttributeTok"/>
+        </w:rPr>
+        <w:t xml:space="preserve">categories_main =</w:t>
+      </w:r>
+      <w:r>
+        <w:rPr>
+          <w:rStyle w:val="NormalTok"/>
+        </w:rPr>
+        <w:t xml:space="preserve"> </w:t>
+      </w:r>
+      <w:r>
+        <w:rPr>
+          <w:rStyle w:val="StringTok"/>
+        </w:rPr>
+        <w:t xml:space="preserve">"main"</w:t>
+      </w:r>
+      <w:r>
+        <w:rPr>
+          <w:rStyle w:val="NormalTok"/>
+        </w:rPr>
+        <w:t xml:space="preserve">, </w:t>
+      </w:r>
+      <w:r>
+        <w:br/>
+      </w:r>
+      <w:r>
+        <w:rPr>
+          <w:rStyle w:val="NormalTok"/>
+        </w:rPr>
+        <w:t xml:space="preserve">    confidence</w:t>
+      </w:r>
+      <w:r>
+        <w:br/>
+      </w:r>
+      <w:r>
+        <w:rPr>
+          <w:rStyle w:val="NormalTok"/>
+        </w:rPr>
+        <w:t xml:space="preserve">  ) </w:t>
       </w:r>
       <w:r>
         <w:rPr>
           <w:rStyle w:val="SpecialCharTok"/>
         </w:rPr>
-        <w:t xml:space="preserve">$</w:t>
-      </w:r>
-      <w:r>
-        <w:rPr>
-          <w:rStyle w:val="NormalTok"/>
-        </w:rPr>
-        <w:t xml:space="preserve">primary, categories</w:t>
+        <w:t xml:space="preserve">|&gt;</w:t>
+      </w:r>
+      <w:r>
+        <w:br/>
+      </w:r>
+      <w:r>
+        <w:rPr>
+          <w:rStyle w:val="NormalTok"/>
+        </w:rPr>
+        <w:t xml:space="preserve">  tmap</w:t>
       </w:r>
       <w:r>
         <w:rPr>
           <w:rStyle w:val="SpecialCharTok"/>
         </w:rPr>
-        <w:t xml:space="preserve">$</w:t>
-      </w:r>
-      <w:r>
-        <w:rPr>
-          <w:rStyle w:val="NormalTok"/>
-        </w:rPr>
-        <w:t xml:space="preserve">main, confidence) </w:t>
-      </w:r>
-      <w:r>
-        <w:rPr>
-          <w:rStyle w:val="SpecialCharTok"/>
-        </w:rPr>
-        <w:t xml:space="preserve">|&gt;</w:t>
-      </w:r>
-      <w:r>
-        <w:br/>
-      </w:r>
-      <w:r>
-        <w:rPr>
-          <w:rStyle w:val="NormalTok"/>
-        </w:rPr>
-        <w:t xml:space="preserve">  </w:t>
+        <w:t xml:space="preserve">::</w:t>
       </w:r>
       <w:r>
         <w:rPr>
           <w:rStyle w:val="FunctionTok"/>
         </w:rPr>
-        <w:t xml:space="preserve">tm_shape</w:t>
-      </w:r>
-      <w:r>
-        <w:rPr>
-          <w:rStyle w:val="NormalTok"/>
-        </w:rPr>
-        <w:t xml:space="preserve">() </w:t>
-      </w:r>
-      <w:r>
-        <w:rPr>
-          <w:rStyle w:val="SpecialCharTok"/>
-        </w:rPr>
-        <w:t xml:space="preserve">+</w:t>
-      </w:r>
-      <w:r>
-        <w:br/>
-      </w:r>
-      <w:r>
-        <w:rPr>
-          <w:rStyle w:val="NormalTok"/>
-        </w:rPr>
-        <w:t xml:space="preserve">  </w:t>
-      </w:r>
-      <w:r>
-        <w:rPr>
-          <w:rStyle w:val="FunctionTok"/>
-        </w:rPr>
-        <w:t xml:space="preserve">tm_dots</w:t>
-      </w:r>
-      <w:r>
-        <w:rPr>
-          <w:rStyle w:val="NormalTok"/>
-        </w:rPr>
-        <w:t xml:space="preserve">(</w:t>
-      </w:r>
-      <w:r>
-        <w:rPr>
-          <w:rStyle w:val="AttributeTok"/>
-        </w:rPr>
-        <w:t xml:space="preserve">col =</w:t>
-      </w:r>
-      <w:r>
-        <w:rPr>
-          <w:rStyle w:val="NormalTok"/>
-        </w:rPr>
+        <w:t xml:space="preserve">qtm</w:t>
+      </w:r>
+      <w:r>
+        <w:rPr>
+          <w:rStyle w:val="NormalTok"/>
+        </w:rPr>
+        <w:t xml:space="preserve">()</w:t>
+      </w:r>
+    </w:p>
+    <w:p>
+      <w:pPr>
+        <w:pStyle w:val="Heading4"/>
+      </w:pPr>
+      <w:r>
         <w:t xml:space="preserve"> </w:t>
       </w:r>
       <w:r>
-        <w:rPr>
-          <w:rStyle w:val="StringTok"/>
-        </w:rPr>
-        <w:t xml:space="preserve">"categories$main"</w:t>
+        <w:t xml:space="preserve">Python</w:t>
+      </w:r>
+    </w:p>
+    <w:p>
+      <w:pPr>
+        <w:pStyle w:val="SourceCode"/>
+      </w:pPr>
+      <w:r>
+        <w:rPr>
+          <w:rStyle w:val="CommentTok"/>
+        </w:rPr>
+        <w:t xml:space="preserve"># Simple quick visualization using GeoPandas</w:t>
+      </w:r>
+      <w:r>
+        <w:br/>
+      </w:r>
+      <w:r>
+        <w:rPr>
+          <w:rStyle w:val="NormalTok"/>
+        </w:rPr>
+        <w:t xml:space="preserve">slco_places_gdf </w:t>
+      </w:r>
+      <w:r>
+        <w:rPr>
+          <w:rStyle w:val="OperatorTok"/>
+        </w:rPr>
+        <w:t xml:space="preserve">\</w:t>
+      </w:r>
+      <w:r>
+        <w:br/>
+      </w:r>
+      <w:r>
+        <w:rPr>
+          <w:rStyle w:val="NormalTok"/>
+        </w:rPr>
+        <w:t xml:space="preserve">    .sample(n</w:t>
+      </w:r>
+      <w:r>
+        <w:rPr>
+          <w:rStyle w:val="OperatorTok"/>
+        </w:rPr>
+        <w:t xml:space="preserve">=</w:t>
+      </w:r>
+      <w:r>
+        <w:rPr>
+          <w:rStyle w:val="DecValTok"/>
+        </w:rPr>
+        <w:t xml:space="preserve">1000</w:t>
+      </w:r>
+      <w:r>
+        <w:rPr>
+          <w:rStyle w:val="NormalTok"/>
+        </w:rPr>
+        <w:t xml:space="preserve">, random_state</w:t>
+      </w:r>
+      <w:r>
+        <w:rPr>
+          <w:rStyle w:val="OperatorTok"/>
+        </w:rPr>
+        <w:t xml:space="preserve">=</w:t>
+      </w:r>
+      <w:r>
+        <w:rPr>
+          <w:rStyle w:val="DecValTok"/>
+        </w:rPr>
+        <w:t xml:space="preserve">123</w:t>
+      </w:r>
+      <w:r>
+        <w:rPr>
+          <w:rStyle w:val="NormalTok"/>
+        </w:rPr>
+        <w:t xml:space="preserve">) </w:t>
+      </w:r>
+      <w:r>
+        <w:rPr>
+          <w:rStyle w:val="OperatorTok"/>
+        </w:rPr>
+        <w:t xml:space="preserve">\</w:t>
+      </w:r>
+      <w:r>
+        <w:br/>
+      </w:r>
+      <w:r>
+        <w:rPr>
+          <w:rStyle w:val="NormalTok"/>
+        </w:rPr>
+        <w:t xml:space="preserve">    .rename(columns</w:t>
+      </w:r>
+      <w:r>
+        <w:rPr>
+          <w:rStyle w:val="OperatorTok"/>
+        </w:rPr>
+        <w:t xml:space="preserve">=</w:t>
+      </w:r>
+      <w:r>
+        <w:rPr>
+          <w:rStyle w:val="NormalTok"/>
+        </w:rPr>
+        <w:t xml:space="preserve">{</w:t>
+      </w:r>
+      <w:r>
+        <w:br/>
+      </w:r>
+      <w:r>
+        <w:rPr>
+          <w:rStyle w:val="NormalTok"/>
+        </w:rPr>
+        <w:t xml:space="preserve">        </w:t>
+      </w:r>
+      <w:r>
+        <w:rPr>
+          <w:rStyle w:val="StringTok"/>
+        </w:rPr>
+        <w:t xml:space="preserve">"names.primary"</w:t>
+      </w:r>
+      <w:r>
+        <w:rPr>
+          <w:rStyle w:val="NormalTok"/>
+        </w:rPr>
+        <w:t xml:space="preserve">: </w:t>
+      </w:r>
+      <w:r>
+        <w:rPr>
+          <w:rStyle w:val="StringTok"/>
+        </w:rPr>
+        <w:t xml:space="preserve">"names_primary"</w:t>
+      </w:r>
+      <w:r>
+        <w:rPr>
+          <w:rStyle w:val="NormalTok"/>
+        </w:rPr>
+        <w:t xml:space="preserve">,</w:t>
+      </w:r>
+      <w:r>
+        <w:br/>
+      </w:r>
+      <w:r>
+        <w:rPr>
+          <w:rStyle w:val="NormalTok"/>
+        </w:rPr>
+        <w:t xml:space="preserve">        </w:t>
+      </w:r>
+      <w:r>
+        <w:rPr>
+          <w:rStyle w:val="StringTok"/>
+        </w:rPr>
+        <w:t xml:space="preserve">"categories.main"</w:t>
+      </w:r>
+      <w:r>
+        <w:rPr>
+          <w:rStyle w:val="NormalTok"/>
+        </w:rPr>
+        <w:t xml:space="preserve">: </w:t>
+      </w:r>
+      <w:r>
+        <w:rPr>
+          <w:rStyle w:val="StringTok"/>
+        </w:rPr>
+        <w:t xml:space="preserve">"categories_main"</w:t>
+      </w:r>
+      <w:r>
+        <w:br/>
+      </w:r>
+      <w:r>
+        <w:rPr>
+          <w:rStyle w:val="NormalTok"/>
+        </w:rPr>
+        <w:t xml:space="preserve">    }) </w:t>
+      </w:r>
+      <w:r>
+        <w:rPr>
+          <w:rStyle w:val="OperatorTok"/>
+        </w:rPr>
+        <w:t xml:space="preserve">\</w:t>
+      </w:r>
+      <w:r>
+        <w:br/>
+      </w:r>
+      <w:r>
+        <w:rPr>
+          <w:rStyle w:val="NormalTok"/>
+        </w:rPr>
+        <w:t xml:space="preserve">    [[</w:t>
+      </w:r>
+      <w:r>
+        <w:rPr>
+          <w:rStyle w:val="StringTok"/>
+        </w:rPr>
+        <w:t xml:space="preserve">'names_primary'</w:t>
       </w:r>
       <w:r>
         <w:rPr>
@@ -5580,21 +6086,9 @@
       </w:r>
       <w:r>
         <w:rPr>
-          <w:rStyle w:val="AttributeTok"/>
-        </w:rPr>
-        <w:t xml:space="preserve">size =</w:t>
-      </w:r>
-      <w:r>
-        <w:rPr>
-          <w:rStyle w:val="NormalTok"/>
-        </w:rPr>
-        <w:t xml:space="preserve"> </w:t>
-      </w:r>
-      <w:r>
-        <w:rPr>
-          <w:rStyle w:val="FloatTok"/>
-        </w:rPr>
-        <w:t xml:space="preserve">0.5</w:t>
+          <w:rStyle w:val="StringTok"/>
+        </w:rPr>
+        <w:t xml:space="preserve">'categories_main'</w:t>
       </w:r>
       <w:r>
         <w:rPr>
@@ -5604,84 +6098,9 @@
       </w:r>
       <w:r>
         <w:rPr>
-          <w:rStyle w:val="AttributeTok"/>
-        </w:rPr>
-        <w:t xml:space="preserve">alpha =</w:t>
-      </w:r>
-      <w:r>
-        <w:rPr>
-          <w:rStyle w:val="NormalTok"/>
-        </w:rPr>
-        <w:t xml:space="preserve"> </w:t>
-      </w:r>
-      <w:r>
-        <w:rPr>
-          <w:rStyle w:val="FloatTok"/>
-        </w:rPr>
-        <w:t xml:space="preserve">0.8</w:t>
-      </w:r>
-      <w:r>
-        <w:rPr>
-          <w:rStyle w:val="NormalTok"/>
-        </w:rPr>
-        <w:t xml:space="preserve">) </w:t>
-      </w:r>
-      <w:r>
-        <w:rPr>
-          <w:rStyle w:val="SpecialCharTok"/>
-        </w:rPr>
-        <w:t xml:space="preserve">+</w:t>
-      </w:r>
-      <w:r>
-        <w:br/>
-      </w:r>
-      <w:r>
-        <w:rPr>
-          <w:rStyle w:val="NormalTok"/>
-        </w:rPr>
-        <w:t xml:space="preserve">  </w:t>
-      </w:r>
-      <w:r>
-        <w:rPr>
-          <w:rStyle w:val="FunctionTok"/>
-        </w:rPr>
-        <w:t xml:space="preserve">tm_view</w:t>
-      </w:r>
-      <w:r>
-        <w:rPr>
-          <w:rStyle w:val="NormalTok"/>
-        </w:rPr>
-        <w:t xml:space="preserve">(</w:t>
-      </w:r>
-      <w:r>
-        <w:rPr>
-          <w:rStyle w:val="AttributeTok"/>
-        </w:rPr>
-        <w:t xml:space="preserve">view.legend.position =</w:t>
-      </w:r>
-      <w:r>
-        <w:rPr>
-          <w:rStyle w:val="NormalTok"/>
-        </w:rPr>
-        <w:t xml:space="preserve"> </w:t>
-      </w:r>
-      <w:r>
-        <w:rPr>
-          <w:rStyle w:val="FunctionTok"/>
-        </w:rPr>
-        <w:t xml:space="preserve">c</w:t>
-      </w:r>
-      <w:r>
-        <w:rPr>
-          <w:rStyle w:val="NormalTok"/>
-        </w:rPr>
-        <w:t xml:space="preserve">(</w:t>
-      </w:r>
-      <w:r>
-        <w:rPr>
-          <w:rStyle w:val="StringTok"/>
-        </w:rPr>
-        <w:t xml:space="preserve">"left"</w:t>
+          <w:rStyle w:val="StringTok"/>
+        </w:rPr>
+        <w:t xml:space="preserve">'confidence'</w:t>
       </w:r>
       <w:r>
         <w:rPr>
@@ -5693,16 +6112,37 @@
         <w:rPr>
           <w:rStyle w:val="StringTok"/>
         </w:rPr>
-        <w:t xml:space="preserve">"bottom"</w:t>
-      </w:r>
-      <w:r>
-        <w:rPr>
-          <w:rStyle w:val="NormalTok"/>
-        </w:rPr>
-        <w:t xml:space="preserve">))</w:t>
-      </w:r>
-      <w:r>
-        <w:br/>
+        <w:t xml:space="preserve">'geometry'</w:t>
+      </w:r>
+      <w:r>
+        <w:rPr>
+          <w:rStyle w:val="NormalTok"/>
+        </w:rPr>
+        <w:t xml:space="preserve">]] </w:t>
+      </w:r>
+      <w:r>
+        <w:rPr>
+          <w:rStyle w:val="OperatorTok"/>
+        </w:rPr>
+        <w:t xml:space="preserve">\</w:t>
+      </w:r>
+      <w:r>
+        <w:br/>
+      </w:r>
+      <w:r>
+        <w:rPr>
+          <w:rStyle w:val="NormalTok"/>
+        </w:rPr>
+        <w:t xml:space="preserve">    .explore()</w:t>
+      </w:r>
+      <w:r>
+        <w:br/>
+      </w:r>
+      <w:r>
+        <w:rPr>
+          <w:rStyle w:val="NormalTok"/>
+        </w:rPr>
+        <w:t xml:space="preserve">    </w:t>
       </w:r>
       <w:r>
         <w:br/>
@@ -5711,467 +6151,19 @@
         <w:rPr>
           <w:rStyle w:val="CommentTok"/>
         </w:rPr>
-        <w:t xml:space="preserve"># Simple quick visualization</w:t>
-      </w:r>
-      <w:r>
-        <w:br/>
-      </w:r>
-      <w:r>
-        <w:rPr>
-          <w:rStyle w:val="NormalTok"/>
-        </w:rPr>
-        <w:t xml:space="preserve">albany_places_sf </w:t>
-      </w:r>
-      <w:r>
-        <w:rPr>
-          <w:rStyle w:val="SpecialCharTok"/>
-        </w:rPr>
-        <w:t xml:space="preserve">|&gt;</w:t>
-      </w:r>
-      <w:r>
-        <w:br/>
-      </w:r>
-      <w:r>
-        <w:rPr>
-          <w:rStyle w:val="NormalTok"/>
-        </w:rPr>
-        <w:t xml:space="preserve">  </w:t>
-      </w:r>
-      <w:r>
-        <w:rPr>
-          <w:rStyle w:val="FunctionTok"/>
-        </w:rPr>
-        <w:t xml:space="preserve">select</w:t>
-      </w:r>
-      <w:r>
-        <w:rPr>
-          <w:rStyle w:val="NormalTok"/>
-        </w:rPr>
-        <w:t xml:space="preserve">(names</w:t>
-      </w:r>
-      <w:r>
-        <w:rPr>
-          <w:rStyle w:val="SpecialCharTok"/>
-        </w:rPr>
-        <w:t xml:space="preserve">$</w:t>
-      </w:r>
-      <w:r>
-        <w:rPr>
-          <w:rStyle w:val="NormalTok"/>
-        </w:rPr>
-        <w:t xml:space="preserve">primary, categories</w:t>
-      </w:r>
-      <w:r>
-        <w:rPr>
-          <w:rStyle w:val="SpecialCharTok"/>
-        </w:rPr>
-        <w:t xml:space="preserve">$</w:t>
-      </w:r>
-      <w:r>
-        <w:rPr>
-          <w:rStyle w:val="NormalTok"/>
-        </w:rPr>
-        <w:t xml:space="preserve">main, confidence) </w:t>
-      </w:r>
-      <w:r>
-        <w:rPr>
-          <w:rStyle w:val="SpecialCharTok"/>
-        </w:rPr>
-        <w:t xml:space="preserve">|&gt;</w:t>
-      </w:r>
-      <w:r>
-        <w:br/>
-      </w:r>
-      <w:r>
-        <w:rPr>
-          <w:rStyle w:val="NormalTok"/>
-        </w:rPr>
-        <w:t xml:space="preserve">  </w:t>
-      </w:r>
-      <w:r>
-        <w:rPr>
-          <w:rStyle w:val="FunctionTok"/>
-        </w:rPr>
-        <w:t xml:space="preserve">qtm</w:t>
-      </w:r>
-      <w:r>
-        <w:rPr>
-          <w:rStyle w:val="NormalTok"/>
-        </w:rPr>
-        <w:t xml:space="preserve">(</w:t>
-      </w:r>
-      <w:r>
-        <w:rPr>
-          <w:rStyle w:val="AttributeTok"/>
-        </w:rPr>
-        <w:t xml:space="preserve">dots.col =</w:t>
-      </w:r>
-      <w:r>
-        <w:rPr>
-          <w:rStyle w:val="NormalTok"/>
-        </w:rPr>
-        <w:t xml:space="preserve"> </w:t>
-      </w:r>
-      <w:r>
-        <w:rPr>
-          <w:rStyle w:val="StringTok"/>
-        </w:rPr>
-        <w:t xml:space="preserve">"categories$main"</w:t>
-      </w:r>
-      <w:r>
-        <w:rPr>
-          <w:rStyle w:val="NormalTok"/>
-        </w:rPr>
-        <w:t xml:space="preserve">)</w:t>
-      </w:r>
-    </w:p>
-    <w:p>
-      <w:pPr>
-        <w:pStyle w:val="Heading4"/>
-      </w:pPr>
-      <w:r>
-        <w:t xml:space="preserve"> </w:t>
-      </w:r>
-      <w:r>
-        <w:t xml:space="preserve">Python</w:t>
-      </w:r>
-    </w:p>
-    <w:p>
-      <w:pPr>
-        <w:pStyle w:val="SourceCode"/>
-      </w:pPr>
+        <w:t xml:space="preserve"># </w:t>
+      </w:r>
+      <w:r>
+        <w:rPr>
+          <w:rStyle w:val="AlertTok"/>
+        </w:rPr>
+        <w:t xml:space="preserve">TODO</w:t>
+      </w:r>
       <w:r>
         <w:rPr>
           <w:rStyle w:val="CommentTok"/>
         </w:rPr>
-        <w:t xml:space="preserve"># Static plot using GeoPandas</w:t>
-      </w:r>
-      <w:r>
-        <w:br/>
-      </w:r>
-      <w:r>
-        <w:rPr>
-          <w:rStyle w:val="NormalTok"/>
-        </w:rPr>
-        <w:t xml:space="preserve">manhattan_gdf.plot(figsize</w:t>
-      </w:r>
-      <w:r>
-        <w:rPr>
-          <w:rStyle w:val="OperatorTok"/>
-        </w:rPr>
-        <w:t xml:space="preserve">=</w:t>
-      </w:r>
-      <w:r>
-        <w:rPr>
-          <w:rStyle w:val="NormalTok"/>
-        </w:rPr>
-        <w:t xml:space="preserve">(</w:t>
-      </w:r>
-      <w:r>
-        <w:rPr>
-          <w:rStyle w:val="DecValTok"/>
-        </w:rPr>
-        <w:t xml:space="preserve">10</w:t>
-      </w:r>
-      <w:r>
-        <w:rPr>
-          <w:rStyle w:val="NormalTok"/>
-        </w:rPr>
-        <w:t xml:space="preserve">, </w:t>
-      </w:r>
-      <w:r>
-        <w:rPr>
-          <w:rStyle w:val="DecValTok"/>
-        </w:rPr>
-        <w:t xml:space="preserve">10</w:t>
-      </w:r>
-      <w:r>
-        <w:rPr>
-          <w:rStyle w:val="NormalTok"/>
-        </w:rPr>
-        <w:t xml:space="preserve">), alpha</w:t>
-      </w:r>
-      <w:r>
-        <w:rPr>
-          <w:rStyle w:val="OperatorTok"/>
-        </w:rPr>
-        <w:t xml:space="preserve">=</w:t>
-      </w:r>
-      <w:r>
-        <w:rPr>
-          <w:rStyle w:val="FloatTok"/>
-        </w:rPr>
-        <w:t xml:space="preserve">0.7</w:t>
-      </w:r>
-      <w:r>
-        <w:rPr>
-          <w:rStyle w:val="NormalTok"/>
-        </w:rPr>
-        <w:t xml:space="preserve">, column</w:t>
-      </w:r>
-      <w:r>
-        <w:rPr>
-          <w:rStyle w:val="OperatorTok"/>
-        </w:rPr>
-        <w:t xml:space="preserve">=</w:t>
-      </w:r>
-      <w:r>
-        <w:rPr>
-          <w:rStyle w:val="StringTok"/>
-        </w:rPr>
-        <w:t xml:space="preserve">'categories'</w:t>
-      </w:r>
-      <w:r>
-        <w:rPr>
-          <w:rStyle w:val="NormalTok"/>
-        </w:rPr>
-        <w:t xml:space="preserve">, legend</w:t>
-      </w:r>
-      <w:r>
-        <w:rPr>
-          <w:rStyle w:val="OperatorTok"/>
-        </w:rPr>
-        <w:t xml:space="preserve">=</w:t>
-      </w:r>
-      <w:r>
-        <w:rPr>
-          <w:rStyle w:val="VariableTok"/>
-        </w:rPr>
-        <w:t xml:space="preserve">True</w:t>
-      </w:r>
-      <w:r>
-        <w:rPr>
-          <w:rStyle w:val="NormalTok"/>
-        </w:rPr>
-        <w:t xml:space="preserve">)</w:t>
-      </w:r>
-      <w:r>
-        <w:br/>
-      </w:r>
-      <w:r>
-        <w:rPr>
-          <w:rStyle w:val="NormalTok"/>
-        </w:rPr>
-        <w:t xml:space="preserve">plt.title(</w:t>
-      </w:r>
-      <w:r>
-        <w:rPr>
-          <w:rStyle w:val="StringTok"/>
-        </w:rPr>
-        <w:t xml:space="preserve">"Manhattan Buildings from Overture Maps"</w:t>
-      </w:r>
-      <w:r>
-        <w:rPr>
-          <w:rStyle w:val="NormalTok"/>
-        </w:rPr>
-        <w:t xml:space="preserve">)</w:t>
-      </w:r>
-      <w:r>
-        <w:br/>
-      </w:r>
-      <w:r>
-        <w:rPr>
-          <w:rStyle w:val="NormalTok"/>
-        </w:rPr>
-        <w:t xml:space="preserve">plt.show()</w:t>
-      </w:r>
-      <w:r>
-        <w:br/>
-      </w:r>
-      <w:r>
-        <w:br/>
-      </w:r>
-      <w:r>
-        <w:rPr>
-          <w:rStyle w:val="CommentTok"/>
-        </w:rPr>
-        <w:t xml:space="preserve"># Interactive map with folium (equivalent to tmap interactive)</w:t>
-      </w:r>
-      <w:r>
-        <w:br/>
-      </w:r>
-      <w:r>
-        <w:rPr>
-          <w:rStyle w:val="NormalTok"/>
-        </w:rPr>
-        <w:t xml:space="preserve">m </w:t>
-      </w:r>
-      <w:r>
-        <w:rPr>
-          <w:rStyle w:val="OperatorTok"/>
-        </w:rPr>
-        <w:t xml:space="preserve">=</w:t>
-      </w:r>
-      <w:r>
-        <w:rPr>
-          <w:rStyle w:val="NormalTok"/>
-        </w:rPr>
-        <w:t xml:space="preserve"> folium.Map(location</w:t>
-      </w:r>
-      <w:r>
-        <w:rPr>
-          <w:rStyle w:val="OperatorTok"/>
-        </w:rPr>
-        <w:t xml:space="preserve">=</w:t>
-      </w:r>
-      <w:r>
-        <w:rPr>
-          <w:rStyle w:val="NormalTok"/>
-        </w:rPr>
-        <w:t xml:space="preserve">[</w:t>
-      </w:r>
-      <w:r>
-        <w:rPr>
-          <w:rStyle w:val="FloatTok"/>
-        </w:rPr>
-        <w:t xml:space="preserve">40.7589</w:t>
-      </w:r>
-      <w:r>
-        <w:rPr>
-          <w:rStyle w:val="NormalTok"/>
-        </w:rPr>
-        <w:t xml:space="preserve">, </w:t>
-      </w:r>
-      <w:r>
-        <w:rPr>
-          <w:rStyle w:val="OperatorTok"/>
-        </w:rPr>
-        <w:t xml:space="preserve">-</w:t>
-      </w:r>
-      <w:r>
-        <w:rPr>
-          <w:rStyle w:val="FloatTok"/>
-        </w:rPr>
-        <w:t xml:space="preserve">73.9851</w:t>
-      </w:r>
-      <w:r>
-        <w:rPr>
-          <w:rStyle w:val="NormalTok"/>
-        </w:rPr>
-        <w:t xml:space="preserve">], zoom_start</w:t>
-      </w:r>
-      <w:r>
-        <w:rPr>
-          <w:rStyle w:val="OperatorTok"/>
-        </w:rPr>
-        <w:t xml:space="preserve">=</w:t>
-      </w:r>
-      <w:r>
-        <w:rPr>
-          <w:rStyle w:val="DecValTok"/>
-        </w:rPr>
-        <w:t xml:space="preserve">12</w:t>
-      </w:r>
-      <w:r>
-        <w:rPr>
-          <w:rStyle w:val="NormalTok"/>
-        </w:rPr>
-        <w:t xml:space="preserve">)</w:t>
-      </w:r>
-      <w:r>
-        <w:br/>
-      </w:r>
-      <w:r>
-        <w:rPr>
-          <w:rStyle w:val="NormalTok"/>
-        </w:rPr>
-        <w:t xml:space="preserve">folium.GeoJson(</w:t>
-      </w:r>
-      <w:r>
-        <w:br/>
-      </w:r>
-      <w:r>
-        <w:rPr>
-          <w:rStyle w:val="NormalTok"/>
-        </w:rPr>
-        <w:t xml:space="preserve">    manhattan_gdf.head(</w:t>
-      </w:r>
-      <w:r>
-        <w:rPr>
-          <w:rStyle w:val="DecValTok"/>
-        </w:rPr>
-        <w:t xml:space="preserve">100</w:t>
-      </w:r>
-      <w:r>
-        <w:rPr>
-          <w:rStyle w:val="NormalTok"/>
-        </w:rPr>
-        <w:t xml:space="preserve">),</w:t>
-      </w:r>
-      <w:r>
-        <w:br/>
-      </w:r>
-      <w:r>
-        <w:rPr>
-          <w:rStyle w:val="NormalTok"/>
-        </w:rPr>
-        <w:t xml:space="preserve">    popup</w:t>
-      </w:r>
-      <w:r>
-        <w:rPr>
-          <w:rStyle w:val="OperatorTok"/>
-        </w:rPr>
-        <w:t xml:space="preserve">=</w:t>
-      </w:r>
-      <w:r>
-        <w:rPr>
-          <w:rStyle w:val="NormalTok"/>
-        </w:rPr>
-        <w:t xml:space="preserve">folium.GeoJsonPopup(fields</w:t>
-      </w:r>
-      <w:r>
-        <w:rPr>
-          <w:rStyle w:val="OperatorTok"/>
-        </w:rPr>
-        <w:t xml:space="preserve">=</w:t>
-      </w:r>
-      <w:r>
-        <w:rPr>
-          <w:rStyle w:val="NormalTok"/>
-        </w:rPr>
-        <w:t xml:space="preserve">[</w:t>
-      </w:r>
-      <w:r>
-        <w:rPr>
-          <w:rStyle w:val="StringTok"/>
-        </w:rPr>
-        <w:t xml:space="preserve">'names'</w:t>
-      </w:r>
-      <w:r>
-        <w:rPr>
-          <w:rStyle w:val="NormalTok"/>
-        </w:rPr>
-        <w:t xml:space="preserve">, </w:t>
-      </w:r>
-      <w:r>
-        <w:rPr>
-          <w:rStyle w:val="StringTok"/>
-        </w:rPr>
-        <w:t xml:space="preserve">'categories'</w:t>
-      </w:r>
-      <w:r>
-        <w:rPr>
-          <w:rStyle w:val="NormalTok"/>
-        </w:rPr>
-        <w:t xml:space="preserve">])</w:t>
-      </w:r>
-      <w:r>
-        <w:br/>
-      </w:r>
-      <w:r>
-        <w:rPr>
-          <w:rStyle w:val="NormalTok"/>
-        </w:rPr>
-        <w:t xml:space="preserve">).add_to(m)</w:t>
-      </w:r>
-      <w:r>
-        <w:br/>
-      </w:r>
-      <w:r>
-        <w:rPr>
-          <w:rStyle w:val="NormalTok"/>
-        </w:rPr>
-        <w:t xml:space="preserve">m</w:t>
+        <w:t xml:space="preserve">! This does NOT work yet.</w:t>
       </w:r>
     </w:p>
     <w:bookmarkEnd w:id="28"/>

--- a/docs/posts/overture-data-download/index.docx
+++ b/docs/posts/overture-data-download/index.docx
@@ -6134,36 +6134,6 @@
           <w:rStyle w:val="NormalTok"/>
         </w:rPr>
         <w:t xml:space="preserve">    .explore()</w:t>
-      </w:r>
-      <w:r>
-        <w:br/>
-      </w:r>
-      <w:r>
-        <w:rPr>
-          <w:rStyle w:val="NormalTok"/>
-        </w:rPr>
-        <w:t xml:space="preserve">    </w:t>
-      </w:r>
-      <w:r>
-        <w:br/>
-      </w:r>
-      <w:r>
-        <w:rPr>
-          <w:rStyle w:val="CommentTok"/>
-        </w:rPr>
-        <w:t xml:space="preserve"># </w:t>
-      </w:r>
-      <w:r>
-        <w:rPr>
-          <w:rStyle w:val="AlertTok"/>
-        </w:rPr>
-        <w:t xml:space="preserve">TODO</w:t>
-      </w:r>
-      <w:r>
-        <w:rPr>
-          <w:rStyle w:val="CommentTok"/>
-        </w:rPr>
-        <w:t xml:space="preserve">! This does NOT work yet.</w:t>
       </w:r>
     </w:p>
     <w:bookmarkEnd w:id="28"/>

--- a/docs/posts/overture-data-download/index.docx
+++ b/docs/posts/overture-data-download/index.docx
@@ -291,7 +291,7 @@
         <w:rPr>
           <w:rStyle w:val="StringTok"/>
         </w:rPr>
-        <w:t xml:space="preserve">"tmap"</w:t>
+        <w:t xml:space="preserve">"mapview"</w:t>
       </w:r>
       <w:r>
         <w:rPr>
@@ -449,7 +449,7 @@
         <w:rPr>
           <w:rStyle w:val="NormalTok"/>
         </w:rPr>
-        <w:t xml:space="preserve">(tmap)</w:t>
+        <w:t xml:space="preserve">(mapview)</w:t>
       </w:r>
       <w:r>
         <w:br/>
@@ -552,57 +552,6 @@
           <w:rStyle w:val="CommentTok"/>
         </w:rPr>
         <w:t xml:space="preserve"># avoiding scientific notation</w:t>
-      </w:r>
-      <w:r>
-        <w:br/>
-      </w:r>
-      <w:r>
-        <w:rPr>
-          <w:rStyle w:val="NormalTok"/>
-        </w:rPr>
-        <w:t xml:space="preserve">tmap</w:t>
-      </w:r>
-      <w:r>
-        <w:rPr>
-          <w:rStyle w:val="SpecialCharTok"/>
-        </w:rPr>
-        <w:t xml:space="preserve">::</w:t>
-      </w:r>
-      <w:r>
-        <w:rPr>
-          <w:rStyle w:val="FunctionTok"/>
-        </w:rPr>
-        <w:t xml:space="preserve">tmap_mode</w:t>
-      </w:r>
-      <w:r>
-        <w:rPr>
-          <w:rStyle w:val="NormalTok"/>
-        </w:rPr>
-        <w:t xml:space="preserve">(</w:t>
-      </w:r>
-      <w:r>
-        <w:rPr>
-          <w:rStyle w:val="AttributeTok"/>
-        </w:rPr>
-        <w:t xml:space="preserve">mode =</w:t>
-      </w:r>
-      <w:r>
-        <w:rPr>
-          <w:rStyle w:val="NormalTok"/>
-        </w:rPr>
-        <w:t xml:space="preserve"> </w:t>
-      </w:r>
-      <w:r>
-        <w:rPr>
-          <w:rStyle w:val="StringTok"/>
-        </w:rPr>
-        <w:t xml:space="preserve">"view"</w:t>
-      </w:r>
-      <w:r>
-        <w:rPr>
-          <w:rStyle w:val="NormalTok"/>
-        </w:rPr>
-        <w:t xml:space="preserve">)</w:t>
       </w:r>
     </w:p>
     <w:p>
@@ -5550,7 +5499,7 @@
         <w:rPr>
           <w:rStyle w:val="CommentTok"/>
         </w:rPr>
-        <w:t xml:space="preserve"># Simple quick visualization using tmap</w:t>
+        <w:t xml:space="preserve"># Simple quick visualization using mapview</w:t>
       </w:r>
       <w:r>
         <w:br/>
@@ -5859,7 +5808,7 @@
         <w:rPr>
           <w:rStyle w:val="NormalTok"/>
         </w:rPr>
-        <w:t xml:space="preserve">  tmap</w:t>
+        <w:t xml:space="preserve">  mapview</w:t>
       </w:r>
       <w:r>
         <w:rPr>
@@ -5871,13 +5820,37 @@
         <w:rPr>
           <w:rStyle w:val="FunctionTok"/>
         </w:rPr>
-        <w:t xml:space="preserve">qtm</w:t>
-      </w:r>
-      <w:r>
-        <w:rPr>
-          <w:rStyle w:val="NormalTok"/>
-        </w:rPr>
-        <w:t xml:space="preserve">()</w:t>
+        <w:t xml:space="preserve">mapview</w:t>
+      </w:r>
+      <w:r>
+        <w:rPr>
+          <w:rStyle w:val="NormalTok"/>
+        </w:rPr>
+        <w:t xml:space="preserve">(</w:t>
+      </w:r>
+      <w:r>
+        <w:rPr>
+          <w:rStyle w:val="AttributeTok"/>
+        </w:rPr>
+        <w:t xml:space="preserve">map.types =</w:t>
+      </w:r>
+      <w:r>
+        <w:rPr>
+          <w:rStyle w:val="NormalTok"/>
+        </w:rPr>
+        <w:t xml:space="preserve"> </w:t>
+      </w:r>
+      <w:r>
+        <w:rPr>
+          <w:rStyle w:val="StringTok"/>
+        </w:rPr>
+        <w:t xml:space="preserve">"CartoDB.Voyager"</w:t>
+      </w:r>
+      <w:r>
+        <w:rPr>
+          <w:rStyle w:val="NormalTok"/>
+        </w:rPr>
+        <w:t xml:space="preserve">)</w:t>
       </w:r>
     </w:p>
     <w:p>
@@ -6133,7 +6106,43 @@
         <w:rPr>
           <w:rStyle w:val="NormalTok"/>
         </w:rPr>
-        <w:t xml:space="preserve">    .explore()</w:t>
+        <w:t xml:space="preserve">    .explore(tiles</w:t>
+      </w:r>
+      <w:r>
+        <w:rPr>
+          <w:rStyle w:val="OperatorTok"/>
+        </w:rPr>
+        <w:t xml:space="preserve">=</w:t>
+      </w:r>
+      <w:r>
+        <w:rPr>
+          <w:rStyle w:val="StringTok"/>
+        </w:rPr>
+        <w:t xml:space="preserve">"CartoDB.Voyager"</w:t>
+      </w:r>
+      <w:r>
+        <w:rPr>
+          <w:rStyle w:val="NormalTok"/>
+        </w:rPr>
+        <w:t xml:space="preserve">, zoom_start</w:t>
+      </w:r>
+      <w:r>
+        <w:rPr>
+          <w:rStyle w:val="OperatorTok"/>
+        </w:rPr>
+        <w:t xml:space="preserve">=</w:t>
+      </w:r>
+      <w:r>
+        <w:rPr>
+          <w:rStyle w:val="DecValTok"/>
+        </w:rPr>
+        <w:t xml:space="preserve">9</w:t>
+      </w:r>
+      <w:r>
+        <w:rPr>
+          <w:rStyle w:val="NormalTok"/>
+        </w:rPr>
+        <w:t xml:space="preserve">)</w:t>
       </w:r>
     </w:p>
     <w:bookmarkEnd w:id="28"/>

--- a/docs/posts/overture-data-download/index.docx
+++ b/docs/posts/overture-data-download/index.docx
@@ -496,63 +496,6 @@
         </w:rPr>
         <w:t xml:space="preserve">(arrow)</w:t>
       </w:r>
-      <w:r>
-        <w:br/>
-      </w:r>
-      <w:r>
-        <w:br/>
-      </w:r>
-      <w:r>
-        <w:rPr>
-          <w:rStyle w:val="CommentTok"/>
-        </w:rPr>
-        <w:t xml:space="preserve"># Set global options</w:t>
-      </w:r>
-      <w:r>
-        <w:br/>
-      </w:r>
-      <w:r>
-        <w:rPr>
-          <w:rStyle w:val="FunctionTok"/>
-        </w:rPr>
-        <w:t xml:space="preserve">options</w:t>
-      </w:r>
-      <w:r>
-        <w:rPr>
-          <w:rStyle w:val="NormalTok"/>
-        </w:rPr>
-        <w:t xml:space="preserve">(</w:t>
-      </w:r>
-      <w:r>
-        <w:rPr>
-          <w:rStyle w:val="AttributeTok"/>
-        </w:rPr>
-        <w:t xml:space="preserve">scipen =</w:t>
-      </w:r>
-      <w:r>
-        <w:rPr>
-          <w:rStyle w:val="NormalTok"/>
-        </w:rPr>
-        <w:t xml:space="preserve"> </w:t>
-      </w:r>
-      <w:r>
-        <w:rPr>
-          <w:rStyle w:val="DecValTok"/>
-        </w:rPr>
-        <w:t xml:space="preserve">999</w:t>
-      </w:r>
-      <w:r>
-        <w:rPr>
-          <w:rStyle w:val="NormalTok"/>
-        </w:rPr>
-        <w:t xml:space="preserve">) </w:t>
-      </w:r>
-      <w:r>
-        <w:rPr>
-          <w:rStyle w:val="CommentTok"/>
-        </w:rPr>
-        <w:t xml:space="preserve"># avoiding scientific notation</w:t>
-      </w:r>
     </w:p>
     <w:p>
       <w:pPr>
@@ -5845,6 +5788,30 @@
           <w:rStyle w:val="StringTok"/>
         </w:rPr>
         <w:t xml:space="preserve">"CartoDB.Voyager"</w:t>
+      </w:r>
+      <w:r>
+        <w:rPr>
+          <w:rStyle w:val="NormalTok"/>
+        </w:rPr>
+        <w:t xml:space="preserve">, </w:t>
+      </w:r>
+      <w:r>
+        <w:rPr>
+          <w:rStyle w:val="AttributeTok"/>
+        </w:rPr>
+        <w:t xml:space="preserve">legend =</w:t>
+      </w:r>
+      <w:r>
+        <w:rPr>
+          <w:rStyle w:val="NormalTok"/>
+        </w:rPr>
+        <w:t xml:space="preserve"> </w:t>
+      </w:r>
+      <w:r>
+        <w:rPr>
+          <w:rStyle w:val="ConstantTok"/>
+        </w:rPr>
+        <w:t xml:space="preserve">FALSE</w:t>
       </w:r>
       <w:r>
         <w:rPr>

--- a/docs/posts/overture-data-download/index.docx
+++ b/docs/posts/overture-data-download/index.docx
@@ -364,7 +364,7 @@
         <w:rPr>
           <w:rStyle w:val="NormalTok"/>
         </w:rPr>
-        <w:t xml:space="preserve">pip install duckdb matplotlib geopandas pandas shapely folium pathlib pyarrow fastparquet</w:t>
+        <w:t xml:space="preserve">pip install duckdb matplotlib geopandas pandas shapely folium pathlib fastparquet</w:t>
       </w:r>
     </w:p>
     <w:bookmarkEnd w:id="21"/>

--- a/docs/posts/overture-data-download/index.docx
+++ b/docs/posts/overture-data-download/index.docx
@@ -4349,16 +4349,7 @@
         <w:rPr>
           <w:rStyle w:val="NormalTok"/>
         </w:rPr>
-        <w:t xml:space="preserve"> (</w:t>
-      </w:r>
-      <w:r>
-        <w:br/>
-      </w:r>
-      <w:r>
-        <w:rPr>
-          <w:rStyle w:val="NormalTok"/>
-        </w:rPr>
-        <w:t xml:space="preserve">    gpd.read_file(</w:t>
+        <w:t xml:space="preserve"> gpd.read_file(</w:t>
       </w:r>
       <w:r>
         <w:rPr>
@@ -4370,7 +4361,13 @@
         <w:rPr>
           <w:rStyle w:val="NormalTok"/>
         </w:rPr>
-        <w:t xml:space="preserve">)</w:t>
+        <w:t xml:space="preserve">) </w:t>
+      </w:r>
+      <w:r>
+        <w:rPr>
+          <w:rStyle w:val="OperatorTok"/>
+        </w:rPr>
+        <w:t xml:space="preserve">\</w:t>
       </w:r>
       <w:r>
         <w:br/>
@@ -4386,15 +4383,6 @@
           <w:rStyle w:val="StringTok"/>
         </w:rPr>
         <w:t xml:space="preserve">"EPSG:4326"</w:t>
-      </w:r>
-      <w:r>
-        <w:rPr>
-          <w:rStyle w:val="NormalTok"/>
-        </w:rPr>
-        <w:t xml:space="preserve">)</w:t>
-      </w:r>
-      <w:r>
-        <w:br/>
       </w:r>
       <w:r>
         <w:rPr>

--- a/docs/posts/overture-data-download/index.docx
+++ b/docs/posts/overture-data-download/index.docx
@@ -60,7 +60,7 @@
         </w:p>
       </w:sdtContent>
     </w:sdt>
-    <w:bookmarkStart w:id="37" w:name="Xf64091705b2658ada515b6e74f756e3dc8bb823"/>
+    <w:bookmarkStart w:id="26" w:name="Xf64091705b2658ada515b6e74f756e3dc8bb823"/>
     <w:p>
       <w:pPr>
         <w:pStyle w:val="Heading1"/>
@@ -77,7 +77,7 @@
         <w:t xml:space="preserve">Overture Maps Foundation provides a collaborative, open-source initiative to create the world’s most comprehensive and interoperable geospatial dataset. As transportation planners and data analysts, we often need access to high-quality geospatial data for buildings, transportation networks, places, and administrative boundaries. This post demonstrates how to efficiently download Overture Maps data using both R and Python with DuckDB’s powerful spatial capabilities.</w:t>
       </w:r>
     </w:p>
-    <w:bookmarkStart w:id="20" w:name="what-is-overture-maps"/>
+    <w:bookmarkStart w:id="9" w:name="what-is-overture-maps"/>
     <w:p>
       <w:pPr>
         <w:pStyle w:val="Heading2"/>
@@ -197,8 +197,8 @@
         <w:t xml:space="preserve">The data is stored in cloud-optimized Parquet format on AWS S3, making it ideal for efficient querying and analysis.</w:t>
       </w:r>
     </w:p>
-    <w:bookmarkEnd w:id="20"/>
-    <w:bookmarkStart w:id="21" w:name="prerequisites"/>
+    <w:bookmarkEnd w:id="9"/>
+    <w:bookmarkStart w:id="10" w:name="prerequisites"/>
     <w:p>
       <w:pPr>
         <w:pStyle w:val="Heading2"/>
@@ -367,8 +367,8 @@
         <w:t xml:space="preserve">pip install duckdb matplotlib geopandas pandas shapely folium pathlib fastparquet</w:t>
       </w:r>
     </w:p>
-    <w:bookmarkEnd w:id="21"/>
-    <w:bookmarkStart w:id="22" w:name="setting-up-the-environment"/>
+    <w:bookmarkEnd w:id="10"/>
+    <w:bookmarkStart w:id="11" w:name="setting-up-the-environment"/>
     <w:p>
       <w:pPr>
         <w:pStyle w:val="Heading2"/>
@@ -678,8 +678,8 @@
         <w:t xml:space="preserve"> Path</w:t>
       </w:r>
     </w:p>
-    <w:bookmarkEnd w:id="22"/>
-    <w:bookmarkStart w:id="23" w:name="data-type-mapping"/>
+    <w:bookmarkEnd w:id="11"/>
+    <w:bookmarkStart w:id="12" w:name="data-type-mapping"/>
     <w:p>
       <w:pPr>
         <w:pStyle w:val="Heading2"/>
@@ -1742,8 +1742,8 @@
         <w:t xml:space="preserve">}</w:t>
       </w:r>
     </w:p>
-    <w:bookmarkEnd w:id="23"/>
-    <w:bookmarkStart w:id="24" w:name="core-download-function"/>
+    <w:bookmarkEnd w:id="12"/>
+    <w:bookmarkStart w:id="13" w:name="core-download-function"/>
     <w:p>
       <w:pPr>
         <w:pStyle w:val="Heading2"/>
@@ -4039,8 +4039,8 @@
         <w:t xml:space="preserve">    conn.close()</w:t>
       </w:r>
     </w:p>
-    <w:bookmarkEnd w:id="24"/>
-    <w:bookmarkStart w:id="25" w:name="defining-your-study-area"/>
+    <w:bookmarkEnd w:id="13"/>
+    <w:bookmarkStart w:id="14" w:name="defining-your-study-area"/>
     <w:p>
       <w:pPr>
         <w:pStyle w:val="Heading2"/>
@@ -4453,8 +4453,8 @@
         <w:t xml:space="preserve">[-112.26016909   40.41417467 -111.55319996   40.92186613]</w:t>
       </w:r>
     </w:p>
-    <w:bookmarkEnd w:id="25"/>
-    <w:bookmarkStart w:id="26" w:name="downloading-the-data"/>
+    <w:bookmarkEnd w:id="14"/>
+    <w:bookmarkStart w:id="15" w:name="downloading-the-data"/>
     <w:p>
       <w:pPr>
         <w:pStyle w:val="Heading2"/>
@@ -4686,8 +4686,8 @@
         <w:t xml:space="preserve">)</w:t>
       </w:r>
     </w:p>
-    <w:bookmarkEnd w:id="26"/>
-    <w:bookmarkStart w:id="27" w:name="processing-downloaded-data"/>
+    <w:bookmarkEnd w:id="15"/>
+    <w:bookmarkStart w:id="16" w:name="processing-downloaded-data"/>
     <w:p>
       <w:pPr>
         <w:pStyle w:val="Heading2"/>
@@ -5393,8 +5393,8 @@
         <w:t xml:space="preserve">['id', 'version', 'update_time', 'sources', 'confidence', 'websites', 'socials', 'emails', 'phones', 'addresses', 'filename', 'theme', 'type', 'bbox.xmin', 'bbox.xmax', 'bbox.ymin', 'bbox.ymax', 'names.primary', 'names.common', 'names.rules', 'categories.main', 'categories.alternate', 'brand.wikidata', 'brand.names.primary', 'brand.names.common', 'brand.names.rules', 'geometry']</w:t>
       </w:r>
     </w:p>
-    <w:bookmarkEnd w:id="27"/>
-    <w:bookmarkStart w:id="28" w:name="data-visualization"/>
+    <w:bookmarkEnd w:id="16"/>
+    <w:bookmarkStart w:id="17" w:name="data-visualization"/>
     <w:p>
       <w:pPr>
         <w:pStyle w:val="Heading2"/>
@@ -6100,8 +6100,8 @@
         <w:t xml:space="preserve">)</w:t>
       </w:r>
     </w:p>
-    <w:bookmarkEnd w:id="28"/>
-    <w:bookmarkStart w:id="29" w:name="available-data-types"/>
+    <w:bookmarkEnd w:id="17"/>
+    <w:bookmarkStart w:id="18" w:name="available-data-types"/>
     <w:p>
       <w:pPr>
         <w:pStyle w:val="Heading2"/>
@@ -6463,8 +6463,8 @@
         </w:tc>
       </w:tr>
     </w:tbl>
-    <w:bookmarkEnd w:id="29"/>
-    <w:bookmarkStart w:id="30" w:name="transportation-planning-applications"/>
+    <w:bookmarkEnd w:id="18"/>
+    <w:bookmarkStart w:id="19" w:name="transportation-planning-applications"/>
     <w:p>
       <w:pPr>
         <w:pStyle w:val="Heading2"/>
@@ -6481,8 +6481,8 @@
         <w:t xml:space="preserve">This approach is particularly valuable for transportation planning workflows where you need to integrate multiple data sources for comprehensive analysis. The standardized schema and efficient spatial querying make it ideal for network analysis, land use integration, and multi-modal planning across different jurisdictions and scales.</w:t>
       </w:r>
     </w:p>
-    <w:bookmarkEnd w:id="30"/>
-    <w:bookmarkStart w:id="36" w:name="repository-and-additional-resources"/>
+    <w:bookmarkEnd w:id="19"/>
+    <w:bookmarkStart w:id="25" w:name="repository-and-additional-resources"/>
     <w:p>
       <w:pPr>
         <w:pStyle w:val="Heading2"/>
@@ -6501,7 +6501,7 @@
       <w:r>
         <w:t xml:space="preserve"> </w:t>
       </w:r>
-      <w:hyperlink r:id="rId31">
+      <w:hyperlink r:id="rId20">
         <w:r>
           <w:rPr>
             <w:rStyle w:val="Hyperlink"/>
@@ -6532,7 +6532,7 @@
           <w:numId w:val="1002"/>
         </w:numPr>
       </w:pPr>
-      <w:hyperlink r:id="rId32">
+      <w:hyperlink r:id="rId21">
         <w:r>
           <w:rPr>
             <w:rStyle w:val="Hyperlink"/>
@@ -6549,7 +6549,7 @@
           <w:numId w:val="1002"/>
         </w:numPr>
       </w:pPr>
-      <w:hyperlink r:id="rId33">
+      <w:hyperlink r:id="rId22">
         <w:r>
           <w:rPr>
             <w:rStyle w:val="Hyperlink"/>
@@ -6566,7 +6566,7 @@
           <w:numId w:val="1002"/>
         </w:numPr>
       </w:pPr>
-      <w:hyperlink r:id="rId34">
+      <w:hyperlink r:id="rId23">
         <w:r>
           <w:rPr>
             <w:rStyle w:val="Hyperlink"/>
@@ -6596,7 +6596,7 @@
       <w:r>
         <w:t xml:space="preserve"> </w:t>
       </w:r>
-      <w:hyperlink r:id="rId35">
+      <w:hyperlink r:id="rId24">
         <w:r>
           <w:rPr>
             <w:rStyle w:val="Hyperlink"/>
@@ -6605,8 +6605,8 @@
         </w:r>
       </w:hyperlink>
     </w:p>
-    <w:bookmarkEnd w:id="36"/>
-    <w:bookmarkEnd w:id="37"/>
+    <w:bookmarkEnd w:id="25"/>
+    <w:bookmarkEnd w:id="26"/>
     <w:sectPr>
       <w:footnotePr>
         <w:numRestart w:val="eachSect"/>
@@ -6837,10 +6837,10 @@
   <w:docDefaults>
     <w:rPrDefault>
       <w:rPr>
-        <w:rFonts w:asciiTheme="minorHAnsi" w:cstheme="minorBidi" w:eastAsiaTheme="minorHAnsi" w:hAnsiTheme="minorHAnsi"/>
+        <w:rFonts w:asciiTheme="minorHAnsi" w:cstheme="minorBidi" w:eastAsiaTheme="minorEastAsia" w:hAnsiTheme="minorHAnsi"/>
         <w:sz w:val="24"/>
         <w:szCs w:val="24"/>
-        <w:lang w:bidi="ar-SA" w:eastAsia="en-US" w:val="en-US"/>
+        <w:lang w:bidi="ar-SA" w:eastAsia="zh-CN" w:val="en-US"/>
       </w:rPr>
     </w:rPrDefault>
     <w:pPrDefault>
@@ -7381,13 +7381,6 @@
       </w:tblCellMar>
     </w:tblPr>
     <w:tblStylePr w:type="firstRow">
-      <w:tblPr>
-        <w:jc w:val="left"/>
-        <w:tblInd w:type="dxa" w:w="0"/>
-      </w:tblPr>
-      <w:trPr>
-        <w:jc w:val="left"/>
-      </w:trPr>
       <w:tcPr>
         <w:tcBorders>
           <w:bottom w:val="single"/>
